--- a/HDSD.docx
+++ b/HDSD.docx
@@ -4,14 +4,6 @@
   <w:body>
     <w:p>
       <w:pPr>
-        <w:spacing w:after="60"/>
-        <w:rPr>
-          <w:rFonts w:ascii="Times New Roman" w:hAnsi="Times New Roman" w:cs="Times New Roman"/>
-        </w:rPr>
-      </w:pPr>
-    </w:p>
-    <w:p>
-      <w:pPr>
         <w:spacing w:after="120"/>
         <w:jc w:val="center"/>
         <w:rPr>
@@ -69,7 +61,7 @@
     <w:p>
       <w:pPr>
         <w:pBdr>
-          <w:bottom w:val="single" w:sz="6" w:space="4" w:color="2E86C1"/>
+          <w:bottom w:val="single" w:sz="6" w:space="0" w:color="2E86C1"/>
         </w:pBdr>
         <w:spacing w:after="120"/>
         <w:jc w:val="center"/>
@@ -84,6 +76,7 @@
         <w:pBdr>
           <w:bottom w:val="single" w:sz="4" w:space="4" w:color="2E86C1"/>
         </w:pBdr>
+        <w:jc w:val="both"/>
         <w:rPr>
           <w:rFonts w:ascii="Times New Roman" w:hAnsi="Times New Roman" w:cs="Times New Roman"/>
         </w:rPr>
@@ -101,11 +94,15 @@
         <w:jc w:val="both"/>
         <w:rPr>
           <w:rFonts w:ascii="Times New Roman" w:hAnsi="Times New Roman" w:cs="Times New Roman"/>
-        </w:rPr>
-      </w:pPr>
-      <w:r>
-        <w:rPr>
-          <w:rFonts w:ascii="Times New Roman" w:hAnsi="Times New Roman" w:cs="Times New Roman"/>
+          <w:sz w:val="26"/>
+          <w:szCs w:val="26"/>
+        </w:rPr>
+      </w:pPr>
+      <w:r>
+        <w:rPr>
+          <w:rFonts w:ascii="Times New Roman" w:hAnsi="Times New Roman" w:cs="Times New Roman"/>
+          <w:sz w:val="26"/>
+          <w:szCs w:val="26"/>
         </w:rPr>
         <w:t>Phần mềm Quản Lý Hồ Sơ Bệnh Nhân giúp nhân viên y tế và bác sĩ lưu trữ, tìm kiếm và theo dõi thông tin bệnh nhân một cách nhanh chóng, không cần sử dụng giấy tờ thủ công.</w:t>
       </w:r>
@@ -113,19 +110,26 @@
     <w:p>
       <w:pPr>
         <w:pStyle w:val="Heading2"/>
-        <w:rPr>
-          <w:rFonts w:ascii="Times New Roman" w:hAnsi="Times New Roman" w:cs="Times New Roman"/>
+        <w:jc w:val="both"/>
+        <w:rPr>
+          <w:rFonts w:ascii="Times New Roman" w:hAnsi="Times New Roman" w:cs="Times New Roman"/>
+          <w:sz w:val="26"/>
+          <w:szCs w:val="26"/>
         </w:rPr>
       </w:pPr>
       <w:r>
         <w:rPr>
           <w:rFonts w:ascii="Cambria Math" w:hAnsi="Cambria Math" w:cs="Cambria Math"/>
+          <w:sz w:val="26"/>
+          <w:szCs w:val="26"/>
         </w:rPr>
         <w:t>▸</w:t>
       </w:r>
       <w:r>
         <w:rPr>
           <w:rFonts w:ascii="Times New Roman" w:hAnsi="Times New Roman" w:cs="Times New Roman"/>
+          <w:sz w:val="26"/>
+          <w:szCs w:val="26"/>
         </w:rPr>
         <w:t xml:space="preserve">  Phần mềm có thể làm gì?</w:t>
       </w:r>
@@ -134,8 +138,11 @@
       <w:pPr>
         <w:spacing w:before="40" w:after="80"/>
         <w:ind w:left="360" w:hanging="280"/>
-        <w:rPr>
-          <w:rFonts w:ascii="Times New Roman" w:hAnsi="Times New Roman" w:cs="Times New Roman"/>
+        <w:jc w:val="both"/>
+        <w:rPr>
+          <w:rFonts w:ascii="Times New Roman" w:hAnsi="Times New Roman" w:cs="Times New Roman"/>
+          <w:sz w:val="26"/>
+          <w:szCs w:val="26"/>
         </w:rPr>
       </w:pPr>
       <w:r>
@@ -144,6 +151,8 @@
           <w:b/>
           <w:bCs/>
           <w:color w:val="2E86C1"/>
+          <w:sz w:val="26"/>
+          <w:szCs w:val="26"/>
         </w:rPr>
         <w:t>✔</w:t>
       </w:r>
@@ -153,12 +162,16 @@
           <w:b/>
           <w:bCs/>
           <w:color w:val="2E86C1"/>
+          <w:sz w:val="26"/>
+          <w:szCs w:val="26"/>
         </w:rPr>
         <w:t xml:space="preserve">  </w:t>
       </w:r>
       <w:r>
         <w:rPr>
           <w:rFonts w:ascii="Times New Roman" w:hAnsi="Times New Roman" w:cs="Times New Roman"/>
+          <w:sz w:val="26"/>
+          <w:szCs w:val="26"/>
         </w:rPr>
         <w:t>Thêm, sửa, xóa hồ sơ bệnh nhân (họ tên, tuổi, giới tính, số điện thoại, bệnh chính, chiều cao, cân nặng, lịch sử khám)</w:t>
       </w:r>
@@ -167,8 +180,11 @@
       <w:pPr>
         <w:spacing w:before="40" w:after="80"/>
         <w:ind w:left="360" w:hanging="280"/>
-        <w:rPr>
-          <w:rFonts w:ascii="Times New Roman" w:hAnsi="Times New Roman" w:cs="Times New Roman"/>
+        <w:jc w:val="both"/>
+        <w:rPr>
+          <w:rFonts w:ascii="Times New Roman" w:hAnsi="Times New Roman" w:cs="Times New Roman"/>
+          <w:sz w:val="26"/>
+          <w:szCs w:val="26"/>
         </w:rPr>
       </w:pPr>
       <w:r>
@@ -177,6 +193,8 @@
           <w:b/>
           <w:bCs/>
           <w:color w:val="2E86C1"/>
+          <w:sz w:val="26"/>
+          <w:szCs w:val="26"/>
         </w:rPr>
         <w:t>✔</w:t>
       </w:r>
@@ -186,12 +204,16 @@
           <w:b/>
           <w:bCs/>
           <w:color w:val="2E86C1"/>
+          <w:sz w:val="26"/>
+          <w:szCs w:val="26"/>
         </w:rPr>
         <w:t xml:space="preserve">  </w:t>
       </w:r>
       <w:r>
         <w:rPr>
           <w:rFonts w:ascii="Times New Roman" w:hAnsi="Times New Roman" w:cs="Times New Roman"/>
+          <w:sz w:val="26"/>
+          <w:szCs w:val="26"/>
         </w:rPr>
         <w:t>Tìm kiếm nhanh bệnh nhân theo tên hoặc số điện thoại (kể cả gõ không dấu tiếng Việt vẫn ra kết quả)</w:t>
       </w:r>
@@ -200,8 +222,11 @@
       <w:pPr>
         <w:spacing w:before="40" w:after="80"/>
         <w:ind w:left="360" w:hanging="280"/>
-        <w:rPr>
-          <w:rFonts w:ascii="Times New Roman" w:hAnsi="Times New Roman" w:cs="Times New Roman"/>
+        <w:jc w:val="both"/>
+        <w:rPr>
+          <w:rFonts w:ascii="Times New Roman" w:hAnsi="Times New Roman" w:cs="Times New Roman"/>
+          <w:sz w:val="26"/>
+          <w:szCs w:val="26"/>
         </w:rPr>
       </w:pPr>
       <w:r>
@@ -210,6 +235,8 @@
           <w:b/>
           <w:bCs/>
           <w:color w:val="2E86C1"/>
+          <w:sz w:val="26"/>
+          <w:szCs w:val="26"/>
         </w:rPr>
         <w:t>✔</w:t>
       </w:r>
@@ -219,12 +246,16 @@
           <w:b/>
           <w:bCs/>
           <w:color w:val="2E86C1"/>
+          <w:sz w:val="26"/>
+          <w:szCs w:val="26"/>
         </w:rPr>
         <w:t xml:space="preserve">  </w:t>
       </w:r>
       <w:r>
         <w:rPr>
           <w:rFonts w:ascii="Times New Roman" w:hAnsi="Times New Roman" w:cs="Times New Roman"/>
+          <w:sz w:val="26"/>
+          <w:szCs w:val="26"/>
         </w:rPr>
         <w:t>Xem biểu đồ thống kê: tỉ lệ giới tính, top 5 bệnh phổ biến, phân loại BMI</w:t>
       </w:r>
@@ -233,8 +264,11 @@
       <w:pPr>
         <w:spacing w:before="40" w:after="80"/>
         <w:ind w:left="360" w:hanging="280"/>
-        <w:rPr>
-          <w:rFonts w:ascii="Times New Roman" w:hAnsi="Times New Roman" w:cs="Times New Roman"/>
+        <w:jc w:val="both"/>
+        <w:rPr>
+          <w:rFonts w:ascii="Times New Roman" w:hAnsi="Times New Roman" w:cs="Times New Roman"/>
+          <w:sz w:val="26"/>
+          <w:szCs w:val="26"/>
         </w:rPr>
       </w:pPr>
       <w:r>
@@ -243,6 +277,8 @@
           <w:b/>
           <w:bCs/>
           <w:color w:val="2E86C1"/>
+          <w:sz w:val="26"/>
+          <w:szCs w:val="26"/>
         </w:rPr>
         <w:t>✔</w:t>
       </w:r>
@@ -252,12 +288,16 @@
           <w:b/>
           <w:bCs/>
           <w:color w:val="2E86C1"/>
+          <w:sz w:val="26"/>
+          <w:szCs w:val="26"/>
         </w:rPr>
         <w:t xml:space="preserve">  </w:t>
       </w:r>
       <w:r>
         <w:rPr>
           <w:rFonts w:ascii="Times New Roman" w:hAnsi="Times New Roman" w:cs="Times New Roman"/>
+          <w:sz w:val="26"/>
+          <w:szCs w:val="26"/>
         </w:rPr>
         <w:t>Đặt và theo dõi lịch tái khám, cảnh báo khi lịch quá hạn</w:t>
       </w:r>
@@ -266,8 +306,11 @@
       <w:pPr>
         <w:spacing w:before="40" w:after="80"/>
         <w:ind w:left="360" w:hanging="280"/>
-        <w:rPr>
-          <w:rFonts w:ascii="Times New Roman" w:hAnsi="Times New Roman" w:cs="Times New Roman"/>
+        <w:jc w:val="both"/>
+        <w:rPr>
+          <w:rFonts w:ascii="Times New Roman" w:hAnsi="Times New Roman" w:cs="Times New Roman"/>
+          <w:sz w:val="26"/>
+          <w:szCs w:val="26"/>
         </w:rPr>
       </w:pPr>
       <w:r>
@@ -276,6 +319,8 @@
           <w:b/>
           <w:bCs/>
           <w:color w:val="2E86C1"/>
+          <w:sz w:val="26"/>
+          <w:szCs w:val="26"/>
         </w:rPr>
         <w:t>✔</w:t>
       </w:r>
@@ -285,12 +330,16 @@
           <w:b/>
           <w:bCs/>
           <w:color w:val="2E86C1"/>
+          <w:sz w:val="26"/>
+          <w:szCs w:val="26"/>
         </w:rPr>
         <w:t xml:space="preserve">  </w:t>
       </w:r>
       <w:r>
         <w:rPr>
           <w:rFonts w:ascii="Times New Roman" w:hAnsi="Times New Roman" w:cs="Times New Roman"/>
+          <w:sz w:val="26"/>
+          <w:szCs w:val="26"/>
         </w:rPr>
         <w:t>Xuất danh sách bệnh nhân ra file CSV để dùng với Excel</w:t>
       </w:r>
@@ -299,8 +348,11 @@
       <w:pPr>
         <w:spacing w:before="40" w:after="80"/>
         <w:ind w:left="360" w:hanging="280"/>
-        <w:rPr>
-          <w:rFonts w:ascii="Times New Roman" w:hAnsi="Times New Roman" w:cs="Times New Roman"/>
+        <w:jc w:val="both"/>
+        <w:rPr>
+          <w:rFonts w:ascii="Times New Roman" w:hAnsi="Times New Roman" w:cs="Times New Roman"/>
+          <w:sz w:val="26"/>
+          <w:szCs w:val="26"/>
         </w:rPr>
       </w:pPr>
       <w:r>
@@ -309,6 +361,8 @@
           <w:b/>
           <w:bCs/>
           <w:color w:val="2E86C1"/>
+          <w:sz w:val="26"/>
+          <w:szCs w:val="26"/>
         </w:rPr>
         <w:t>✔</w:t>
       </w:r>
@@ -318,12 +372,16 @@
           <w:b/>
           <w:bCs/>
           <w:color w:val="2E86C1"/>
+          <w:sz w:val="26"/>
+          <w:szCs w:val="26"/>
         </w:rPr>
         <w:t xml:space="preserve">  </w:t>
       </w:r>
       <w:r>
         <w:rPr>
           <w:rFonts w:ascii="Times New Roman" w:hAnsi="Times New Roman" w:cs="Times New Roman"/>
+          <w:sz w:val="26"/>
+          <w:szCs w:val="26"/>
         </w:rPr>
         <w:t>Sao lưu và phục hồi toàn bộ dữ liệu chỉ với vài thao tác</w:t>
       </w:r>
@@ -334,6 +392,7 @@
         <w:pBdr>
           <w:bottom w:val="single" w:sz="4" w:space="4" w:color="2E86C1"/>
         </w:pBdr>
+        <w:jc w:val="both"/>
         <w:rPr>
           <w:rFonts w:ascii="Times New Roman" w:hAnsi="Times New Roman" w:cs="Times New Roman"/>
         </w:rPr>
@@ -351,11 +410,15 @@
         <w:jc w:val="both"/>
         <w:rPr>
           <w:rFonts w:ascii="Times New Roman" w:hAnsi="Times New Roman" w:cs="Times New Roman"/>
-        </w:rPr>
-      </w:pPr>
-      <w:r>
-        <w:rPr>
-          <w:rFonts w:ascii="Times New Roman" w:hAnsi="Times New Roman" w:cs="Times New Roman"/>
+          <w:sz w:val="26"/>
+          <w:szCs w:val="26"/>
+        </w:rPr>
+      </w:pPr>
+      <w:r>
+        <w:rPr>
+          <w:rFonts w:ascii="Times New Roman" w:hAnsi="Times New Roman" w:cs="Times New Roman"/>
+          <w:sz w:val="26"/>
+          <w:szCs w:val="26"/>
         </w:rPr>
         <w:t>Sau khi nhấn đúp vào file thực thi (hoặc chạy lệnh khởi động), cửa sổ chính sẽ mở ra. Giao diện gồm 3 tab ở phía trên cùng:</w:t>
       </w:r>
@@ -363,6 +426,7 @@
     <w:tbl>
       <w:tblPr>
         <w:tblW w:w="9026" w:type="dxa"/>
+        <w:jc w:val="center"/>
         <w:tblBorders>
           <w:top w:val="single" w:sz="4" w:space="0" w:color="auto"/>
           <w:left w:val="single" w:sz="4" w:space="0" w:color="auto"/>
@@ -382,14 +446,9 @@
         <w:gridCol w:w="6826"/>
       </w:tblGrid>
       <w:tr>
-        <w:tblPrEx>
-          <w:tblCellMar>
-            <w:top w:w="0" w:type="dxa"/>
-            <w:bottom w:w="0" w:type="dxa"/>
-          </w:tblCellMar>
-        </w:tblPrEx>
         <w:trPr>
           <w:tblHeader/>
+          <w:jc w:val="center"/>
         </w:trPr>
         <w:tc>
           <w:tcPr>
@@ -411,9 +470,11 @@
           </w:tcPr>
           <w:p>
             <w:pPr>
-              <w:jc w:val="center"/>
-              <w:rPr>
-                <w:rFonts w:ascii="Times New Roman" w:hAnsi="Times New Roman" w:cs="Times New Roman"/>
+              <w:jc w:val="both"/>
+              <w:rPr>
+                <w:rFonts w:ascii="Times New Roman" w:hAnsi="Times New Roman" w:cs="Times New Roman"/>
+                <w:sz w:val="24"/>
+                <w:szCs w:val="24"/>
               </w:rPr>
             </w:pPr>
             <w:r>
@@ -422,8 +483,8 @@
                 <w:b/>
                 <w:bCs/>
                 <w:color w:val="1A5276"/>
-                <w:sz w:val="20"/>
-                <w:szCs w:val="20"/>
+                <w:sz w:val="24"/>
+                <w:szCs w:val="24"/>
               </w:rPr>
               <w:t>Tên Tab</w:t>
             </w:r>
@@ -449,8 +510,11 @@
           </w:tcPr>
           <w:p>
             <w:pPr>
-              <w:rPr>
-                <w:rFonts w:ascii="Times New Roman" w:hAnsi="Times New Roman" w:cs="Times New Roman"/>
+              <w:jc w:val="both"/>
+              <w:rPr>
+                <w:rFonts w:ascii="Times New Roman" w:hAnsi="Times New Roman" w:cs="Times New Roman"/>
+                <w:sz w:val="24"/>
+                <w:szCs w:val="24"/>
               </w:rPr>
             </w:pPr>
             <w:r>
@@ -459,8 +523,8 @@
                 <w:b/>
                 <w:bCs/>
                 <w:color w:val="1A5276"/>
-                <w:sz w:val="20"/>
-                <w:szCs w:val="20"/>
+                <w:sz w:val="24"/>
+                <w:szCs w:val="24"/>
               </w:rPr>
               <w:t>Chức năng chính</w:t>
             </w:r>
@@ -468,12 +532,9 @@
         </w:tc>
       </w:tr>
       <w:tr>
-        <w:tblPrEx>
-          <w:tblCellMar>
-            <w:top w:w="0" w:type="dxa"/>
-            <w:bottom w:w="0" w:type="dxa"/>
-          </w:tblCellMar>
-        </w:tblPrEx>
+        <w:trPr>
+          <w:jc w:val="center"/>
+        </w:trPr>
         <w:tc>
           <w:tcPr>
             <w:tcW w:w="2200" w:type="dxa"/>
@@ -494,15 +555,18 @@
           </w:tcPr>
           <w:p>
             <w:pPr>
-              <w:rPr>
-                <w:rFonts w:ascii="Times New Roman" w:hAnsi="Times New Roman" w:cs="Times New Roman"/>
+              <w:jc w:val="both"/>
+              <w:rPr>
+                <w:rFonts w:ascii="Times New Roman" w:hAnsi="Times New Roman" w:cs="Times New Roman"/>
+                <w:sz w:val="24"/>
+                <w:szCs w:val="24"/>
               </w:rPr>
             </w:pPr>
             <w:r>
               <w:rPr>
                 <w:rFonts w:ascii="Times New Roman" w:hAnsi="Times New Roman" w:cs="Times New Roman"/>
-                <w:sz w:val="20"/>
-                <w:szCs w:val="20"/>
+                <w:sz w:val="24"/>
+                <w:szCs w:val="24"/>
               </w:rPr>
               <w:t>Quản lý Bệnh nhân</w:t>
             </w:r>
@@ -528,15 +592,18 @@
           </w:tcPr>
           <w:p>
             <w:pPr>
-              <w:rPr>
-                <w:rFonts w:ascii="Times New Roman" w:hAnsi="Times New Roman" w:cs="Times New Roman"/>
+              <w:jc w:val="both"/>
+              <w:rPr>
+                <w:rFonts w:ascii="Times New Roman" w:hAnsi="Times New Roman" w:cs="Times New Roman"/>
+                <w:sz w:val="24"/>
+                <w:szCs w:val="24"/>
               </w:rPr>
             </w:pPr>
             <w:r>
               <w:rPr>
                 <w:rFonts w:ascii="Times New Roman" w:hAnsi="Times New Roman" w:cs="Times New Roman"/>
-                <w:sz w:val="20"/>
-                <w:szCs w:val="20"/>
+                <w:sz w:val="24"/>
+                <w:szCs w:val="24"/>
               </w:rPr>
               <w:t>Xem danh sách, thêm / sửa / xóa / tìm kiếm hồ sơ bệnh nhân</w:t>
             </w:r>
@@ -544,12 +611,9 @@
         </w:tc>
       </w:tr>
       <w:tr>
-        <w:tblPrEx>
-          <w:tblCellMar>
-            <w:top w:w="0" w:type="dxa"/>
-            <w:bottom w:w="0" w:type="dxa"/>
-          </w:tblCellMar>
-        </w:tblPrEx>
+        <w:trPr>
+          <w:jc w:val="center"/>
+        </w:trPr>
         <w:tc>
           <w:tcPr>
             <w:tcW w:w="2200" w:type="dxa"/>
@@ -570,15 +634,18 @@
           </w:tcPr>
           <w:p>
             <w:pPr>
-              <w:rPr>
-                <w:rFonts w:ascii="Times New Roman" w:hAnsi="Times New Roman" w:cs="Times New Roman"/>
+              <w:jc w:val="both"/>
+              <w:rPr>
+                <w:rFonts w:ascii="Times New Roman" w:hAnsi="Times New Roman" w:cs="Times New Roman"/>
+                <w:sz w:val="24"/>
+                <w:szCs w:val="24"/>
               </w:rPr>
             </w:pPr>
             <w:r>
               <w:rPr>
                 <w:rFonts w:ascii="Times New Roman" w:hAnsi="Times New Roman" w:cs="Times New Roman"/>
-                <w:sz w:val="20"/>
-                <w:szCs w:val="20"/>
+                <w:sz w:val="24"/>
+                <w:szCs w:val="24"/>
               </w:rPr>
               <w:t>Thống kê &amp; Báo cáo</w:t>
             </w:r>
@@ -604,15 +671,18 @@
           </w:tcPr>
           <w:p>
             <w:pPr>
-              <w:rPr>
-                <w:rFonts w:ascii="Times New Roman" w:hAnsi="Times New Roman" w:cs="Times New Roman"/>
+              <w:jc w:val="both"/>
+              <w:rPr>
+                <w:rFonts w:ascii="Times New Roman" w:hAnsi="Times New Roman" w:cs="Times New Roman"/>
+                <w:sz w:val="24"/>
+                <w:szCs w:val="24"/>
               </w:rPr>
             </w:pPr>
             <w:r>
               <w:rPr>
                 <w:rFonts w:ascii="Times New Roman" w:hAnsi="Times New Roman" w:cs="Times New Roman"/>
-                <w:sz w:val="20"/>
-                <w:szCs w:val="20"/>
+                <w:sz w:val="24"/>
+                <w:szCs w:val="24"/>
               </w:rPr>
               <w:t>Biểu đồ tổng quan: giới tính, bệnh lý phổ biến, BMI</w:t>
             </w:r>
@@ -620,12 +690,9 @@
         </w:tc>
       </w:tr>
       <w:tr>
-        <w:tblPrEx>
-          <w:tblCellMar>
-            <w:top w:w="0" w:type="dxa"/>
-            <w:bottom w:w="0" w:type="dxa"/>
-          </w:tblCellMar>
-        </w:tblPrEx>
+        <w:trPr>
+          <w:jc w:val="center"/>
+        </w:trPr>
         <w:tc>
           <w:tcPr>
             <w:tcW w:w="2200" w:type="dxa"/>
@@ -646,23 +713,26 @@
           </w:tcPr>
           <w:p>
             <w:pPr>
-              <w:rPr>
-                <w:rFonts w:ascii="Times New Roman" w:hAnsi="Times New Roman" w:cs="Times New Roman"/>
+              <w:jc w:val="both"/>
+              <w:rPr>
+                <w:rFonts w:ascii="Times New Roman" w:hAnsi="Times New Roman" w:cs="Times New Roman"/>
+                <w:sz w:val="24"/>
+                <w:szCs w:val="24"/>
               </w:rPr>
             </w:pPr>
             <w:r>
               <w:rPr>
                 <w:rFonts w:ascii="Segoe UI Emoji" w:hAnsi="Segoe UI Emoji" w:cs="Segoe UI Emoji"/>
-                <w:sz w:val="20"/>
-                <w:szCs w:val="20"/>
+                <w:sz w:val="24"/>
+                <w:szCs w:val="24"/>
               </w:rPr>
               <w:t>📅</w:t>
             </w:r>
             <w:r>
               <w:rPr>
                 <w:rFonts w:ascii="Times New Roman" w:hAnsi="Times New Roman" w:cs="Times New Roman"/>
-                <w:sz w:val="20"/>
-                <w:szCs w:val="20"/>
+                <w:sz w:val="24"/>
+                <w:szCs w:val="24"/>
               </w:rPr>
               <w:t xml:space="preserve"> Lịch Tái Khám</w:t>
             </w:r>
@@ -688,15 +758,18 @@
           </w:tcPr>
           <w:p>
             <w:pPr>
-              <w:rPr>
-                <w:rFonts w:ascii="Times New Roman" w:hAnsi="Times New Roman" w:cs="Times New Roman"/>
+              <w:jc w:val="both"/>
+              <w:rPr>
+                <w:rFonts w:ascii="Times New Roman" w:hAnsi="Times New Roman" w:cs="Times New Roman"/>
+                <w:sz w:val="24"/>
+                <w:szCs w:val="24"/>
               </w:rPr>
             </w:pPr>
             <w:r>
               <w:rPr>
                 <w:rFonts w:ascii="Times New Roman" w:hAnsi="Times New Roman" w:cs="Times New Roman"/>
-                <w:sz w:val="20"/>
-                <w:szCs w:val="20"/>
+                <w:sz w:val="24"/>
+                <w:szCs w:val="24"/>
               </w:rPr>
               <w:t>Đặt lịch, theo dõi trạng thái tái khám (Quá hạn / Hôm nay / Chờ khám)</w:t>
             </w:r>
@@ -729,9 +802,9 @@
           <w:noProof/>
         </w:rPr>
         <w:drawing>
-          <wp:inline distT="0" distB="0" distL="0" distR="0" wp14:anchorId="63FDE453" wp14:editId="765E9F42">
-            <wp:extent cx="4431600" cy="2048400"/>
-            <wp:effectExtent l="0" t="0" r="7620" b="9525"/>
+          <wp:inline distT="0" distB="0" distL="0" distR="0" wp14:anchorId="63FDE453" wp14:editId="0660E0D9">
+            <wp:extent cx="5276850" cy="2439096"/>
+            <wp:effectExtent l="0" t="0" r="0" b="0"/>
             <wp:docPr id="614791636" name="Picture 1"/>
             <wp:cNvGraphicFramePr>
               <a:graphicFrameLocks xmlns:a="http://schemas.openxmlformats.org/drawingml/2006/main" noChangeAspect="1"/>
@@ -752,7 +825,7 @@
                   <pic:spPr>
                     <a:xfrm>
                       <a:off x="0" y="0"/>
-                      <a:ext cx="4431600" cy="2048400"/>
+                      <a:ext cx="5313208" cy="2455901"/>
                     </a:xfrm>
                     <a:prstGeom prst="rect">
                       <a:avLst/>
@@ -779,6 +852,7 @@
         <w:rPr>
           <w:rFonts w:ascii="Times New Roman" w:hAnsi="Times New Roman" w:cs="Times New Roman"/>
         </w:rPr>
+        <w:lastRenderedPageBreak/>
         <w:t>3.  Tab Quản Lý Bệnh Nhân</w:t>
       </w:r>
     </w:p>
@@ -788,11 +862,15 @@
         <w:jc w:val="both"/>
         <w:rPr>
           <w:rFonts w:ascii="Times New Roman" w:hAnsi="Times New Roman" w:cs="Times New Roman"/>
-        </w:rPr>
-      </w:pPr>
-      <w:r>
-        <w:rPr>
-          <w:rFonts w:ascii="Times New Roman" w:hAnsi="Times New Roman" w:cs="Times New Roman"/>
+          <w:sz w:val="26"/>
+          <w:szCs w:val="26"/>
+        </w:rPr>
+      </w:pPr>
+      <w:r>
+        <w:rPr>
+          <w:rFonts w:ascii="Times New Roman" w:hAnsi="Times New Roman" w:cs="Times New Roman"/>
+          <w:sz w:val="26"/>
+          <w:szCs w:val="26"/>
         </w:rPr>
         <w:t>Đây là tab bạn sẽ dùng nhiều nhất mỗi ngày. Giao diện gồm hai phần: form nhập liệu bên trái và danh sách bệnh nhân bên phải.</w:t>
       </w:r>
@@ -800,20 +878,26 @@
     <w:p>
       <w:pPr>
         <w:pStyle w:val="Heading2"/>
-        <w:rPr>
-          <w:rFonts w:ascii="Times New Roman" w:hAnsi="Times New Roman" w:cs="Times New Roman"/>
+        <w:jc w:val="both"/>
+        <w:rPr>
+          <w:rFonts w:ascii="Times New Roman" w:hAnsi="Times New Roman" w:cs="Times New Roman"/>
+          <w:sz w:val="26"/>
+          <w:szCs w:val="26"/>
         </w:rPr>
       </w:pPr>
       <w:r>
         <w:rPr>
           <w:rFonts w:ascii="Cambria Math" w:hAnsi="Cambria Math" w:cs="Cambria Math"/>
-        </w:rPr>
-        <w:lastRenderedPageBreak/>
+          <w:sz w:val="26"/>
+          <w:szCs w:val="26"/>
+        </w:rPr>
         <w:t>▸</w:t>
       </w:r>
       <w:r>
         <w:rPr>
           <w:rFonts w:ascii="Times New Roman" w:hAnsi="Times New Roman" w:cs="Times New Roman"/>
+          <w:sz w:val="26"/>
+          <w:szCs w:val="26"/>
         </w:rPr>
         <w:t xml:space="preserve">  3.1  Thêm hồ sơ bệnh nhân mới</w:t>
       </w:r>
@@ -822,8 +906,11 @@
       <w:pPr>
         <w:spacing w:before="60" w:after="100"/>
         <w:ind w:left="360" w:hanging="360"/>
-        <w:rPr>
-          <w:rFonts w:ascii="Times New Roman" w:hAnsi="Times New Roman" w:cs="Times New Roman"/>
+        <w:jc w:val="both"/>
+        <w:rPr>
+          <w:rFonts w:ascii="Times New Roman" w:hAnsi="Times New Roman" w:cs="Times New Roman"/>
+          <w:sz w:val="26"/>
+          <w:szCs w:val="26"/>
         </w:rPr>
       </w:pPr>
       <w:r>
@@ -832,12 +919,16 @@
           <w:b/>
           <w:bCs/>
           <w:color w:val="1A5276"/>
+          <w:sz w:val="26"/>
+          <w:szCs w:val="26"/>
         </w:rPr>
         <w:t xml:space="preserve">Bước 1:  </w:t>
       </w:r>
       <w:r>
         <w:rPr>
           <w:rFonts w:ascii="Times New Roman" w:hAnsi="Times New Roman" w:cs="Times New Roman"/>
+          <w:sz w:val="26"/>
+          <w:szCs w:val="26"/>
         </w:rPr>
         <w:t>Điền đầy đủ thông tin vào form bên trái: họ tên, tuổi, giới tính, số điện thoại, bệnh chính...</w:t>
       </w:r>
@@ -846,8 +937,11 @@
       <w:pPr>
         <w:spacing w:before="60" w:after="100"/>
         <w:ind w:left="360" w:hanging="360"/>
-        <w:rPr>
-          <w:rFonts w:ascii="Times New Roman" w:hAnsi="Times New Roman" w:cs="Times New Roman"/>
+        <w:jc w:val="both"/>
+        <w:rPr>
+          <w:rFonts w:ascii="Times New Roman" w:hAnsi="Times New Roman" w:cs="Times New Roman"/>
+          <w:sz w:val="26"/>
+          <w:szCs w:val="26"/>
         </w:rPr>
       </w:pPr>
       <w:r>
@@ -856,12 +950,16 @@
           <w:b/>
           <w:bCs/>
           <w:color w:val="1A5276"/>
+          <w:sz w:val="26"/>
+          <w:szCs w:val="26"/>
         </w:rPr>
         <w:t xml:space="preserve">Bước 2:  </w:t>
       </w:r>
       <w:r>
         <w:rPr>
           <w:rFonts w:ascii="Times New Roman" w:hAnsi="Times New Roman" w:cs="Times New Roman"/>
+          <w:sz w:val="26"/>
+          <w:szCs w:val="26"/>
         </w:rPr>
         <w:t>Ô Thời gian nhận đã tự động điền thời điểm hiện tại — không cần thay đổi nếu bệnh nhân đến đúng hôm nay.</w:t>
       </w:r>
@@ -870,8 +968,11 @@
       <w:pPr>
         <w:spacing w:before="60" w:after="100"/>
         <w:ind w:left="360" w:hanging="360"/>
-        <w:rPr>
-          <w:rFonts w:ascii="Times New Roman" w:hAnsi="Times New Roman" w:cs="Times New Roman"/>
+        <w:jc w:val="both"/>
+        <w:rPr>
+          <w:rFonts w:ascii="Times New Roman" w:hAnsi="Times New Roman" w:cs="Times New Roman"/>
+          <w:sz w:val="26"/>
+          <w:szCs w:val="26"/>
         </w:rPr>
       </w:pPr>
       <w:r>
@@ -880,12 +981,16 @@
           <w:b/>
           <w:bCs/>
           <w:color w:val="1A5276"/>
+          <w:sz w:val="26"/>
+          <w:szCs w:val="26"/>
         </w:rPr>
         <w:t xml:space="preserve">Bước 3:  </w:t>
       </w:r>
       <w:r>
         <w:rPr>
           <w:rFonts w:ascii="Times New Roman" w:hAnsi="Times New Roman" w:cs="Times New Roman"/>
+          <w:sz w:val="26"/>
+          <w:szCs w:val="26"/>
         </w:rPr>
         <w:t>Nhấn nút  Lưu Hồ Sơ  — hồ sơ mới sẽ xuất hiện ngay trong danh sách bên phải.</w:t>
       </w:r>
@@ -919,12 +1024,6 @@
         <w:gridCol w:w="9026"/>
       </w:tblGrid>
       <w:tr>
-        <w:tblPrEx>
-          <w:tblCellMar>
-            <w:top w:w="0" w:type="dxa"/>
-            <w:bottom w:w="0" w:type="dxa"/>
-          </w:tblCellMar>
-        </w:tblPrEx>
         <w:tc>
           <w:tcPr>
             <w:tcW w:w="9026" w:type="dxa"/>
@@ -944,6 +1043,7 @@
           </w:tcPr>
           <w:p>
             <w:pPr>
+              <w:jc w:val="both"/>
               <w:rPr>
                 <w:rFonts w:ascii="Times New Roman" w:hAnsi="Times New Roman" w:cs="Times New Roman"/>
               </w:rPr>
@@ -999,9 +1099,9 @@
           <w:noProof/>
         </w:rPr>
         <w:drawing>
-          <wp:inline distT="0" distB="0" distL="0" distR="0" wp14:anchorId="7B164BA5" wp14:editId="4CFCAA46">
-            <wp:extent cx="4082400" cy="3178800"/>
-            <wp:effectExtent l="0" t="0" r="0" b="3175"/>
+          <wp:inline distT="0" distB="0" distL="0" distR="0" wp14:anchorId="7B164BA5" wp14:editId="1561EB7C">
+            <wp:extent cx="5553582" cy="4324350"/>
+            <wp:effectExtent l="0" t="0" r="9525" b="0"/>
             <wp:docPr id="215250982" name="Picture 1"/>
             <wp:cNvGraphicFramePr>
               <a:graphicFrameLocks xmlns:a="http://schemas.openxmlformats.org/drawingml/2006/main" noChangeAspect="1"/>
@@ -1022,7 +1122,7 @@
                   <pic:spPr>
                     <a:xfrm>
                       <a:off x="0" y="0"/>
-                      <a:ext cx="4082400" cy="3178800"/>
+                      <a:ext cx="5573342" cy="4339736"/>
                     </a:xfrm>
                     <a:prstGeom prst="rect">
                       <a:avLst/>
@@ -1038,8 +1138,11 @@
     <w:p>
       <w:pPr>
         <w:pStyle w:val="Heading2"/>
-        <w:rPr>
-          <w:rFonts w:ascii="Times New Roman" w:hAnsi="Times New Roman" w:cs="Times New Roman"/>
+        <w:jc w:val="both"/>
+        <w:rPr>
+          <w:rFonts w:ascii="Times New Roman" w:hAnsi="Times New Roman" w:cs="Times New Roman"/>
+          <w:sz w:val="26"/>
+          <w:szCs w:val="26"/>
         </w:rPr>
       </w:pPr>
       <w:r>
@@ -1052,15 +1155,26 @@
         <w:rPr>
           <w:rFonts w:ascii="Times New Roman" w:hAnsi="Times New Roman" w:cs="Times New Roman"/>
         </w:rPr>
-        <w:t xml:space="preserve">  3.2  Sửa hoặc Xóa hồ sơ</w:t>
+        <w:t xml:space="preserve">  </w:t>
+      </w:r>
+      <w:r>
+        <w:rPr>
+          <w:rFonts w:ascii="Times New Roman" w:hAnsi="Times New Roman" w:cs="Times New Roman"/>
+          <w:sz w:val="26"/>
+          <w:szCs w:val="26"/>
+        </w:rPr>
+        <w:t>3.2  Sửa hoặc Xóa hồ sơ</w:t>
       </w:r>
     </w:p>
     <w:p>
       <w:pPr>
         <w:spacing w:before="40" w:after="80"/>
         <w:ind w:left="360" w:hanging="280"/>
-        <w:rPr>
-          <w:rFonts w:ascii="Times New Roman" w:hAnsi="Times New Roman" w:cs="Times New Roman"/>
+        <w:jc w:val="both"/>
+        <w:rPr>
+          <w:rFonts w:ascii="Times New Roman" w:hAnsi="Times New Roman" w:cs="Times New Roman"/>
+          <w:sz w:val="26"/>
+          <w:szCs w:val="26"/>
         </w:rPr>
       </w:pPr>
       <w:r>
@@ -1069,6 +1183,8 @@
           <w:b/>
           <w:bCs/>
           <w:color w:val="2E86C1"/>
+          <w:sz w:val="26"/>
+          <w:szCs w:val="26"/>
         </w:rPr>
         <w:t>✔</w:t>
       </w:r>
@@ -1078,12 +1194,16 @@
           <w:b/>
           <w:bCs/>
           <w:color w:val="2E86C1"/>
+          <w:sz w:val="26"/>
+          <w:szCs w:val="26"/>
         </w:rPr>
         <w:t xml:space="preserve">  </w:t>
       </w:r>
       <w:r>
         <w:rPr>
           <w:rFonts w:ascii="Times New Roman" w:hAnsi="Times New Roman" w:cs="Times New Roman"/>
+          <w:sz w:val="26"/>
+          <w:szCs w:val="26"/>
         </w:rPr>
         <w:t>Sửa: Nhấp vào dòng bệnh nhân trong danh sách → nhấn Sửa Hồ Sơ Đã Chọn → chỉnh sửa thông tin trên form → nhấn Lưu Hồ Sơ.</w:t>
       </w:r>
@@ -1092,8 +1212,11 @@
       <w:pPr>
         <w:spacing w:before="40" w:after="80"/>
         <w:ind w:left="360" w:hanging="280"/>
-        <w:rPr>
-          <w:rFonts w:ascii="Times New Roman" w:hAnsi="Times New Roman" w:cs="Times New Roman"/>
+        <w:jc w:val="both"/>
+        <w:rPr>
+          <w:rFonts w:ascii="Times New Roman" w:hAnsi="Times New Roman" w:cs="Times New Roman"/>
+          <w:sz w:val="26"/>
+          <w:szCs w:val="26"/>
         </w:rPr>
       </w:pPr>
       <w:r>
@@ -1102,6 +1225,8 @@
           <w:b/>
           <w:bCs/>
           <w:color w:val="2E86C1"/>
+          <w:sz w:val="26"/>
+          <w:szCs w:val="26"/>
         </w:rPr>
         <w:t>✔</w:t>
       </w:r>
@@ -1111,12 +1236,16 @@
           <w:b/>
           <w:bCs/>
           <w:color w:val="2E86C1"/>
+          <w:sz w:val="26"/>
+          <w:szCs w:val="26"/>
         </w:rPr>
         <w:t xml:space="preserve">  </w:t>
       </w:r>
       <w:r>
         <w:rPr>
           <w:rFonts w:ascii="Times New Roman" w:hAnsi="Times New Roman" w:cs="Times New Roman"/>
+          <w:sz w:val="26"/>
+          <w:szCs w:val="26"/>
         </w:rPr>
         <w:t>Xóa: Nhấp chọn dòng bệnh nhân → nhấn Xóa Hồ Sơ Đã Chọn → xác nhận đồng ý trong hộp thoại hiện ra.</w:t>
       </w:r>
@@ -1125,8 +1254,11 @@
       <w:pPr>
         <w:spacing w:before="40" w:after="80"/>
         <w:ind w:left="360" w:hanging="280"/>
-        <w:rPr>
-          <w:rFonts w:ascii="Times New Roman" w:hAnsi="Times New Roman" w:cs="Times New Roman"/>
+        <w:jc w:val="both"/>
+        <w:rPr>
+          <w:rFonts w:ascii="Times New Roman" w:hAnsi="Times New Roman" w:cs="Times New Roman"/>
+          <w:sz w:val="26"/>
+          <w:szCs w:val="26"/>
         </w:rPr>
       </w:pPr>
       <w:r>
@@ -1135,6 +1267,8 @@
           <w:b/>
           <w:bCs/>
           <w:color w:val="2E86C1"/>
+          <w:sz w:val="26"/>
+          <w:szCs w:val="26"/>
         </w:rPr>
         <w:t>✔</w:t>
       </w:r>
@@ -1144,12 +1278,16 @@
           <w:b/>
           <w:bCs/>
           <w:color w:val="2E86C1"/>
+          <w:sz w:val="26"/>
+          <w:szCs w:val="26"/>
         </w:rPr>
         <w:t xml:space="preserve">  </w:t>
       </w:r>
       <w:r>
         <w:rPr>
           <w:rFonts w:ascii="Times New Roman" w:hAnsi="Times New Roman" w:cs="Times New Roman"/>
+          <w:sz w:val="26"/>
+          <w:szCs w:val="26"/>
         </w:rPr>
         <w:t>Xem chi tiết đầy đủ: Nháy đúp vào bất kỳ dòng nào trong danh sách, cửa sổ popup sẽ hiện ra.</w:t>
       </w:r>
@@ -1166,9 +1304,10 @@
         <w:rPr>
           <w:noProof/>
         </w:rPr>
+        <w:lastRenderedPageBreak/>
         <w:drawing>
-          <wp:inline distT="0" distB="0" distL="0" distR="0" wp14:anchorId="40E88E42" wp14:editId="5A8DF5B1">
-            <wp:extent cx="4878000" cy="2253600"/>
+          <wp:inline distT="0" distB="0" distL="0" distR="0" wp14:anchorId="40E88E42" wp14:editId="16FA1EDE">
+            <wp:extent cx="5543550" cy="2561079"/>
             <wp:effectExtent l="0" t="0" r="0" b="0"/>
             <wp:docPr id="913259014" name="Picture 1"/>
             <wp:cNvGraphicFramePr>
@@ -1190,7 +1329,7 @@
                   <pic:spPr>
                     <a:xfrm>
                       <a:off x="0" y="0"/>
-                      <a:ext cx="4878000" cy="2253600"/>
+                      <a:ext cx="5575773" cy="2575966"/>
                     </a:xfrm>
                     <a:prstGeom prst="rect">
                       <a:avLst/>
@@ -1227,8 +1366,11 @@
       <w:pPr>
         <w:spacing w:before="60" w:after="100"/>
         <w:ind w:left="360" w:hanging="360"/>
-        <w:rPr>
-          <w:rFonts w:ascii="Times New Roman" w:hAnsi="Times New Roman" w:cs="Times New Roman"/>
+        <w:jc w:val="both"/>
+        <w:rPr>
+          <w:rFonts w:ascii="Times New Roman" w:hAnsi="Times New Roman" w:cs="Times New Roman"/>
+          <w:sz w:val="26"/>
+          <w:szCs w:val="26"/>
         </w:rPr>
       </w:pPr>
       <w:r>
@@ -1237,12 +1379,16 @@
           <w:b/>
           <w:bCs/>
           <w:color w:val="1A5276"/>
+          <w:sz w:val="26"/>
+          <w:szCs w:val="26"/>
         </w:rPr>
         <w:t xml:space="preserve">Bước 1:  </w:t>
       </w:r>
       <w:r>
         <w:rPr>
           <w:rFonts w:ascii="Times New Roman" w:hAnsi="Times New Roman" w:cs="Times New Roman"/>
+          <w:sz w:val="26"/>
+          <w:szCs w:val="26"/>
         </w:rPr>
         <w:t>Gõ tên hoặc số điện thoại vào ô Tìm kiếm (Tên/SĐT) phía trên danh sách.</w:t>
       </w:r>
@@ -1251,8 +1397,11 @@
       <w:pPr>
         <w:spacing w:before="60" w:after="100"/>
         <w:ind w:left="360" w:hanging="360"/>
-        <w:rPr>
-          <w:rFonts w:ascii="Times New Roman" w:hAnsi="Times New Roman" w:cs="Times New Roman"/>
+        <w:jc w:val="both"/>
+        <w:rPr>
+          <w:rFonts w:ascii="Times New Roman" w:hAnsi="Times New Roman" w:cs="Times New Roman"/>
+          <w:sz w:val="26"/>
+          <w:szCs w:val="26"/>
         </w:rPr>
       </w:pPr>
       <w:r>
@@ -1261,13 +1410,16 @@
           <w:b/>
           <w:bCs/>
           <w:color w:val="1A5276"/>
-        </w:rPr>
-        <w:lastRenderedPageBreak/>
+          <w:sz w:val="26"/>
+          <w:szCs w:val="26"/>
+        </w:rPr>
         <w:t xml:space="preserve">Bước 2:  </w:t>
       </w:r>
       <w:r>
         <w:rPr>
           <w:rFonts w:ascii="Times New Roman" w:hAnsi="Times New Roman" w:cs="Times New Roman"/>
+          <w:sz w:val="26"/>
+          <w:szCs w:val="26"/>
         </w:rPr>
         <w:t>Nhấn nút Tìm hoặc nhấn phím Enter.</w:t>
       </w:r>
@@ -1276,8 +1428,11 @@
       <w:pPr>
         <w:spacing w:before="60" w:after="100"/>
         <w:ind w:left="360" w:hanging="360"/>
-        <w:rPr>
-          <w:rFonts w:ascii="Times New Roman" w:hAnsi="Times New Roman" w:cs="Times New Roman"/>
+        <w:jc w:val="both"/>
+        <w:rPr>
+          <w:rFonts w:ascii="Times New Roman" w:hAnsi="Times New Roman" w:cs="Times New Roman"/>
+          <w:sz w:val="26"/>
+          <w:szCs w:val="26"/>
         </w:rPr>
       </w:pPr>
       <w:r>
@@ -1286,14 +1441,18 @@
           <w:b/>
           <w:bCs/>
           <w:color w:val="1A5276"/>
+          <w:sz w:val="26"/>
+          <w:szCs w:val="26"/>
         </w:rPr>
         <w:t xml:space="preserve">Bước 3:  </w:t>
       </w:r>
       <w:r>
         <w:rPr>
           <w:rFonts w:ascii="Times New Roman" w:hAnsi="Times New Roman" w:cs="Times New Roman"/>
-        </w:rPr>
-        <w:t>Danh sách sẽ thu gọn chỉ còn các bệnh nhân khớp. Nhấn Xóa bộ lọc để xem lại toàn bộ.</w:t>
+          <w:sz w:val="26"/>
+          <w:szCs w:val="26"/>
+        </w:rPr>
+        <w:t>Danh sách sẽ thu gọn chỉ còn các bệnh nhân khớp. Nhấn Xóa bộ lọc để xem lại</w:t>
       </w:r>
     </w:p>
     <w:p>
@@ -1310,9 +1469,9 @@
           <w:noProof/>
         </w:rPr>
         <w:drawing>
-          <wp:inline distT="0" distB="0" distL="0" distR="0" wp14:anchorId="1E6C847F" wp14:editId="13176A0F">
-            <wp:extent cx="4431600" cy="2354400"/>
-            <wp:effectExtent l="0" t="0" r="7620" b="8255"/>
+          <wp:inline distT="0" distB="0" distL="0" distR="0" wp14:anchorId="1E6C847F" wp14:editId="7FE724EF">
+            <wp:extent cx="5638800" cy="2995756"/>
+            <wp:effectExtent l="0" t="0" r="0" b="0"/>
             <wp:docPr id="1657332432" name="Picture 1"/>
             <wp:cNvGraphicFramePr>
               <a:graphicFrameLocks xmlns:a="http://schemas.openxmlformats.org/drawingml/2006/main" noChangeAspect="1"/>
@@ -1333,7 +1492,7 @@
                   <pic:spPr>
                     <a:xfrm>
                       <a:off x="0" y="0"/>
-                      <a:ext cx="4431600" cy="2354400"/>
+                      <a:ext cx="5681765" cy="3018583"/>
                     </a:xfrm>
                     <a:prstGeom prst="rect">
                       <a:avLst/>
@@ -1356,7 +1515,7 @@
     </w:p>
     <w:tbl>
       <w:tblPr>
-        <w:tblW w:w="9026" w:type="dxa"/>
+        <w:tblW w:w="9766" w:type="dxa"/>
         <w:tblBorders>
           <w:top w:val="single" w:sz="4" w:space="0" w:color="auto"/>
           <w:left w:val="single" w:sz="4" w:space="0" w:color="auto"/>
@@ -1372,18 +1531,12 @@
         <w:tblLook w:val="0000" w:firstRow="0" w:lastRow="0" w:firstColumn="0" w:lastColumn="0" w:noHBand="0" w:noVBand="0"/>
       </w:tblPr>
       <w:tblGrid>
-        <w:gridCol w:w="9026"/>
+        <w:gridCol w:w="9766"/>
       </w:tblGrid>
       <w:tr>
-        <w:tblPrEx>
-          <w:tblCellMar>
-            <w:top w:w="0" w:type="dxa"/>
-            <w:bottom w:w="0" w:type="dxa"/>
-          </w:tblCellMar>
-        </w:tblPrEx>
         <w:tc>
           <w:tcPr>
-            <w:tcW w:w="9026" w:type="dxa"/>
+            <w:tcW w:w="9766" w:type="dxa"/>
             <w:tcBorders>
               <w:top w:val="single" w:sz="2" w:space="0" w:color="F0B27A"/>
               <w:left w:val="thick" w:sz="12" w:space="0" w:color="E59866"/>
@@ -1402,6 +1555,8 @@
             <w:pPr>
               <w:rPr>
                 <w:rFonts w:ascii="Times New Roman" w:hAnsi="Times New Roman" w:cs="Times New Roman"/>
+                <w:sz w:val="26"/>
+                <w:szCs w:val="26"/>
               </w:rPr>
             </w:pPr>
             <w:r>
@@ -1410,6 +1565,8 @@
                 <w:b/>
                 <w:bCs/>
                 <w:color w:val="CA6F1E"/>
+                <w:sz w:val="26"/>
+                <w:szCs w:val="26"/>
               </w:rPr>
               <w:t>🔍</w:t>
             </w:r>
@@ -1419,6 +1576,8 @@
                 <w:b/>
                 <w:bCs/>
                 <w:color w:val="CA6F1E"/>
+                <w:sz w:val="26"/>
+                <w:szCs w:val="26"/>
               </w:rPr>
               <w:t xml:space="preserve">  </w:t>
             </w:r>
@@ -1426,8 +1585,10 @@
               <w:rPr>
                 <w:rFonts w:ascii="Times New Roman" w:hAnsi="Times New Roman" w:cs="Times New Roman"/>
                 <w:color w:val="7D6608"/>
-              </w:rPr>
-              <w:t>Gõ không dấu cũng tìm được! Ví dụ: gõ "nguyen van a" sẽ ra kết quả "Nguyễn Văn A".</w:t>
+                <w:sz w:val="26"/>
+                <w:szCs w:val="26"/>
+              </w:rPr>
+              <w:t>Gõ không dấu cũng tìm được! Ví dụ: gõ "nguyen van a" sẽ ra "Nguyễn Văn A".</w:t>
             </w:r>
           </w:p>
         </w:tc>
@@ -1438,6 +1599,8 @@
         <w:spacing w:after="120"/>
         <w:rPr>
           <w:rFonts w:ascii="Times New Roman" w:hAnsi="Times New Roman" w:cs="Times New Roman"/>
+          <w:sz w:val="26"/>
+          <w:szCs w:val="26"/>
         </w:rPr>
       </w:pPr>
     </w:p>
@@ -1446,17 +1609,23 @@
         <w:pStyle w:val="Heading2"/>
         <w:rPr>
           <w:rFonts w:ascii="Times New Roman" w:hAnsi="Times New Roman" w:cs="Times New Roman"/>
+          <w:sz w:val="26"/>
+          <w:szCs w:val="26"/>
         </w:rPr>
       </w:pPr>
       <w:r>
         <w:rPr>
           <w:rFonts w:ascii="Cambria Math" w:hAnsi="Cambria Math" w:cs="Cambria Math"/>
+          <w:sz w:val="26"/>
+          <w:szCs w:val="26"/>
         </w:rPr>
         <w:t>▸</w:t>
       </w:r>
       <w:r>
         <w:rPr>
           <w:rFonts w:ascii="Times New Roman" w:hAnsi="Times New Roman" w:cs="Times New Roman"/>
+          <w:sz w:val="26"/>
+          <w:szCs w:val="26"/>
         </w:rPr>
         <w:t xml:space="preserve">  3.4  Xuất / Nhập danh sách CSV</w:t>
       </w:r>
@@ -1467,6 +1636,8 @@
         <w:ind w:left="360" w:hanging="280"/>
         <w:rPr>
           <w:rFonts w:ascii="Times New Roman" w:hAnsi="Times New Roman" w:cs="Times New Roman"/>
+          <w:sz w:val="26"/>
+          <w:szCs w:val="26"/>
         </w:rPr>
       </w:pPr>
       <w:r>
@@ -1475,6 +1646,8 @@
           <w:b/>
           <w:bCs/>
           <w:color w:val="2E86C1"/>
+          <w:sz w:val="26"/>
+          <w:szCs w:val="26"/>
         </w:rPr>
         <w:t>✔</w:t>
       </w:r>
@@ -1484,12 +1657,16 @@
           <w:b/>
           <w:bCs/>
           <w:color w:val="2E86C1"/>
+          <w:sz w:val="26"/>
+          <w:szCs w:val="26"/>
         </w:rPr>
         <w:t xml:space="preserve">  </w:t>
       </w:r>
       <w:r>
         <w:rPr>
           <w:rFonts w:ascii="Times New Roman" w:hAnsi="Times New Roman" w:cs="Times New Roman"/>
+          <w:sz w:val="26"/>
+          <w:szCs w:val="26"/>
         </w:rPr>
         <w:t>Xuất ra CSV: Nhấn nút Xuất ra CSV → chọn nơi lưu → mở file bằng Excel để xem.</w:t>
       </w:r>
@@ -1500,6 +1677,8 @@
         <w:ind w:left="360" w:hanging="280"/>
         <w:rPr>
           <w:rFonts w:ascii="Times New Roman" w:hAnsi="Times New Roman" w:cs="Times New Roman"/>
+          <w:sz w:val="26"/>
+          <w:szCs w:val="26"/>
         </w:rPr>
       </w:pPr>
       <w:r>
@@ -1508,6 +1687,8 @@
           <w:b/>
           <w:bCs/>
           <w:color w:val="2E86C1"/>
+          <w:sz w:val="26"/>
+          <w:szCs w:val="26"/>
         </w:rPr>
         <w:t>✔</w:t>
       </w:r>
@@ -1517,12 +1698,16 @@
           <w:b/>
           <w:bCs/>
           <w:color w:val="2E86C1"/>
+          <w:sz w:val="26"/>
+          <w:szCs w:val="26"/>
         </w:rPr>
         <w:t xml:space="preserve">  </w:t>
       </w:r>
       <w:r>
         <w:rPr>
           <w:rFonts w:ascii="Times New Roman" w:hAnsi="Times New Roman" w:cs="Times New Roman"/>
+          <w:sz w:val="26"/>
+          <w:szCs w:val="26"/>
         </w:rPr>
         <w:t>Nhập từ CSV: Nhấn nút Nhập từ CSV → chọn file CSV đã có → dữ liệu sẽ được nạp vào hệ thống.</w:t>
       </w:r>
@@ -1532,12 +1717,14 @@
         <w:spacing w:after="80"/>
         <w:rPr>
           <w:rFonts w:ascii="Times New Roman" w:hAnsi="Times New Roman" w:cs="Times New Roman"/>
+          <w:sz w:val="26"/>
+          <w:szCs w:val="26"/>
         </w:rPr>
       </w:pPr>
     </w:p>
     <w:tbl>
       <w:tblPr>
-        <w:tblW w:w="9026" w:type="dxa"/>
+        <w:tblW w:w="9624" w:type="dxa"/>
         <w:tblBorders>
           <w:top w:val="single" w:sz="4" w:space="0" w:color="auto"/>
           <w:left w:val="single" w:sz="4" w:space="0" w:color="auto"/>
@@ -1553,18 +1740,12 @@
         <w:tblLook w:val="0000" w:firstRow="0" w:lastRow="0" w:firstColumn="0" w:lastColumn="0" w:noHBand="0" w:noVBand="0"/>
       </w:tblPr>
       <w:tblGrid>
-        <w:gridCol w:w="9026"/>
+        <w:gridCol w:w="9624"/>
       </w:tblGrid>
       <w:tr>
-        <w:tblPrEx>
-          <w:tblCellMar>
-            <w:top w:w="0" w:type="dxa"/>
-            <w:bottom w:w="0" w:type="dxa"/>
-          </w:tblCellMar>
-        </w:tblPrEx>
         <w:tc>
           <w:tcPr>
-            <w:tcW w:w="9026" w:type="dxa"/>
+            <w:tcW w:w="9624" w:type="dxa"/>
             <w:tcBorders>
               <w:top w:val="single" w:sz="2" w:space="0" w:color="F0B27A"/>
               <w:left w:val="thick" w:sz="12" w:space="0" w:color="E59866"/>
@@ -1583,32 +1764,18 @@
             <w:pPr>
               <w:rPr>
                 <w:rFonts w:ascii="Times New Roman" w:hAnsi="Times New Roman" w:cs="Times New Roman"/>
+                <w:sz w:val="26"/>
+                <w:szCs w:val="26"/>
               </w:rPr>
             </w:pPr>
             <w:r>
               <w:rPr>
-                <w:rFonts w:ascii="Segoe UI Emoji" w:hAnsi="Segoe UI Emoji" w:cs="Segoe UI Emoji"/>
-                <w:b/>
-                <w:bCs/>
-                <w:color w:val="CA6F1E"/>
-              </w:rPr>
-              <w:t>📋</w:t>
-            </w:r>
-            <w:r>
-              <w:rPr>
-                <w:rFonts w:ascii="Times New Roman" w:hAnsi="Times New Roman" w:cs="Times New Roman"/>
-                <w:b/>
-                <w:bCs/>
-                <w:color w:val="CA6F1E"/>
-              </w:rPr>
-              <w:t xml:space="preserve">  </w:t>
-            </w:r>
-            <w:r>
-              <w:rPr>
                 <w:rFonts w:ascii="Times New Roman" w:hAnsi="Times New Roman" w:cs="Times New Roman"/>
                 <w:color w:val="7D6608"/>
-              </w:rPr>
-              <w:t>File CSV bao gồm cả thông tin lịch tái khám, rất tiện khi cần chuyển dữ liệu giữa các máy.</w:t>
+                <w:sz w:val="26"/>
+                <w:szCs w:val="26"/>
+              </w:rPr>
+              <w:t>File CSV bao gồm cả thông tin lịch tái khám, rất tiện khi cần chuyển dữ liệu giữa các máy</w:t>
             </w:r>
           </w:p>
         </w:tc>
@@ -1616,14 +1783,6 @@
     </w:tbl>
     <w:p>
       <w:pPr>
-        <w:spacing w:after="140"/>
-        <w:rPr>
-          <w:rFonts w:ascii="Times New Roman" w:hAnsi="Times New Roman" w:cs="Times New Roman"/>
-        </w:rPr>
-      </w:pPr>
-    </w:p>
-    <w:p>
-      <w:pPr>
         <w:pStyle w:val="Heading1"/>
         <w:pBdr>
           <w:bottom w:val="single" w:sz="4" w:space="4" w:color="2E86C1"/>
@@ -1636,6 +1795,7 @@
         <w:rPr>
           <w:rFonts w:ascii="Times New Roman" w:hAnsi="Times New Roman" w:cs="Times New Roman"/>
         </w:rPr>
+        <w:lastRenderedPageBreak/>
         <w:t>4.  Tab Thống Kê &amp; Báo Cáo</w:t>
       </w:r>
     </w:p>
@@ -1645,11 +1805,15 @@
         <w:jc w:val="both"/>
         <w:rPr>
           <w:rFonts w:ascii="Times New Roman" w:hAnsi="Times New Roman" w:cs="Times New Roman"/>
-        </w:rPr>
-      </w:pPr>
-      <w:r>
-        <w:rPr>
-          <w:rFonts w:ascii="Times New Roman" w:hAnsi="Times New Roman" w:cs="Times New Roman"/>
+          <w:sz w:val="26"/>
+          <w:szCs w:val="26"/>
+        </w:rPr>
+      </w:pPr>
+      <w:r>
+        <w:rPr>
+          <w:rFonts w:ascii="Times New Roman" w:hAnsi="Times New Roman" w:cs="Times New Roman"/>
+          <w:sz w:val="26"/>
+          <w:szCs w:val="26"/>
         </w:rPr>
         <w:t>Tab này tự động tính toán và hiển thị biểu đồ dựa trên toàn bộ dữ liệu hiện có. Bạn không cần làm gì — chỉ cần chuyển sang tab này là thấy kết quả.</w:t>
       </w:r>
@@ -1658,8 +1822,11 @@
       <w:pPr>
         <w:spacing w:before="40" w:after="80"/>
         <w:ind w:left="360" w:hanging="280"/>
-        <w:rPr>
-          <w:rFonts w:ascii="Times New Roman" w:hAnsi="Times New Roman" w:cs="Times New Roman"/>
+        <w:jc w:val="both"/>
+        <w:rPr>
+          <w:rFonts w:ascii="Times New Roman" w:hAnsi="Times New Roman" w:cs="Times New Roman"/>
+          <w:sz w:val="26"/>
+          <w:szCs w:val="26"/>
         </w:rPr>
       </w:pPr>
       <w:r>
@@ -1668,6 +1835,8 @@
           <w:b/>
           <w:bCs/>
           <w:color w:val="2E86C1"/>
+          <w:sz w:val="26"/>
+          <w:szCs w:val="26"/>
         </w:rPr>
         <w:t>✔</w:t>
       </w:r>
@@ -1677,12 +1846,16 @@
           <w:b/>
           <w:bCs/>
           <w:color w:val="2E86C1"/>
+          <w:sz w:val="26"/>
+          <w:szCs w:val="26"/>
         </w:rPr>
         <w:t xml:space="preserve">  </w:t>
       </w:r>
       <w:r>
         <w:rPr>
           <w:rFonts w:ascii="Times New Roman" w:hAnsi="Times New Roman" w:cs="Times New Roman"/>
+          <w:sz w:val="26"/>
+          <w:szCs w:val="26"/>
         </w:rPr>
         <w:t>Tổng số hồ sơ và số bệnh nhân đến hôm nay được hiển thị ở cột bên trái.</w:t>
       </w:r>
@@ -1691,8 +1864,11 @@
       <w:pPr>
         <w:spacing w:before="40" w:after="80"/>
         <w:ind w:left="360" w:hanging="280"/>
-        <w:rPr>
-          <w:rFonts w:ascii="Times New Roman" w:hAnsi="Times New Roman" w:cs="Times New Roman"/>
+        <w:jc w:val="both"/>
+        <w:rPr>
+          <w:rFonts w:ascii="Times New Roman" w:hAnsi="Times New Roman" w:cs="Times New Roman"/>
+          <w:sz w:val="26"/>
+          <w:szCs w:val="26"/>
         </w:rPr>
       </w:pPr>
       <w:r>
@@ -1701,6 +1877,8 @@
           <w:b/>
           <w:bCs/>
           <w:color w:val="2E86C1"/>
+          <w:sz w:val="26"/>
+          <w:szCs w:val="26"/>
         </w:rPr>
         <w:t>✔</w:t>
       </w:r>
@@ -1710,12 +1888,16 @@
           <w:b/>
           <w:bCs/>
           <w:color w:val="2E86C1"/>
+          <w:sz w:val="26"/>
+          <w:szCs w:val="26"/>
         </w:rPr>
         <w:t xml:space="preserve">  </w:t>
       </w:r>
       <w:r>
         <w:rPr>
           <w:rFonts w:ascii="Times New Roman" w:hAnsi="Times New Roman" w:cs="Times New Roman"/>
+          <w:sz w:val="26"/>
+          <w:szCs w:val="26"/>
         </w:rPr>
         <w:t>Biểu đồ tròn thể hiện tỉ lệ giới tính Nam / Nữ / Khác.</w:t>
       </w:r>
@@ -1724,8 +1906,11 @@
       <w:pPr>
         <w:spacing w:before="40" w:after="80"/>
         <w:ind w:left="360" w:hanging="280"/>
-        <w:rPr>
-          <w:rFonts w:ascii="Times New Roman" w:hAnsi="Times New Roman" w:cs="Times New Roman"/>
+        <w:jc w:val="both"/>
+        <w:rPr>
+          <w:rFonts w:ascii="Times New Roman" w:hAnsi="Times New Roman" w:cs="Times New Roman"/>
+          <w:sz w:val="26"/>
+          <w:szCs w:val="26"/>
         </w:rPr>
       </w:pPr>
       <w:r>
@@ -1734,6 +1919,8 @@
           <w:b/>
           <w:bCs/>
           <w:color w:val="2E86C1"/>
+          <w:sz w:val="26"/>
+          <w:szCs w:val="26"/>
         </w:rPr>
         <w:t>✔</w:t>
       </w:r>
@@ -1743,12 +1930,16 @@
           <w:b/>
           <w:bCs/>
           <w:color w:val="2E86C1"/>
+          <w:sz w:val="26"/>
+          <w:szCs w:val="26"/>
         </w:rPr>
         <w:t xml:space="preserve">  </w:t>
       </w:r>
       <w:r>
         <w:rPr>
           <w:rFonts w:ascii="Times New Roman" w:hAnsi="Times New Roman" w:cs="Times New Roman"/>
+          <w:sz w:val="26"/>
+          <w:szCs w:val="26"/>
         </w:rPr>
         <w:t>Biểu đồ ngang liệt kê Top 5 bệnh lý phổ biến nhất.</w:t>
       </w:r>
@@ -1757,8 +1948,11 @@
       <w:pPr>
         <w:spacing w:before="40" w:after="80"/>
         <w:ind w:left="360" w:hanging="280"/>
-        <w:rPr>
-          <w:rFonts w:ascii="Times New Roman" w:hAnsi="Times New Roman" w:cs="Times New Roman"/>
+        <w:jc w:val="both"/>
+        <w:rPr>
+          <w:rFonts w:ascii="Times New Roman" w:hAnsi="Times New Roman" w:cs="Times New Roman"/>
+          <w:sz w:val="26"/>
+          <w:szCs w:val="26"/>
         </w:rPr>
       </w:pPr>
       <w:r>
@@ -1767,6 +1961,8 @@
           <w:b/>
           <w:bCs/>
           <w:color w:val="2E86C1"/>
+          <w:sz w:val="26"/>
+          <w:szCs w:val="26"/>
         </w:rPr>
         <w:t>✔</w:t>
       </w:r>
@@ -1776,12 +1972,16 @@
           <w:b/>
           <w:bCs/>
           <w:color w:val="2E86C1"/>
+          <w:sz w:val="26"/>
+          <w:szCs w:val="26"/>
         </w:rPr>
         <w:t xml:space="preserve">  </w:t>
       </w:r>
       <w:r>
         <w:rPr>
           <w:rFonts w:ascii="Times New Roman" w:hAnsi="Times New Roman" w:cs="Times New Roman"/>
+          <w:sz w:val="26"/>
+          <w:szCs w:val="26"/>
         </w:rPr>
         <w:t>Bảng BMI phân loại bệnh nhân theo mức: Thiếu cân / Bình thường / Thừa cân / Béo phì.</w:t>
       </w:r>
@@ -1792,6 +1992,8 @@
         <w:jc w:val="both"/>
         <w:rPr>
           <w:rFonts w:ascii="Times New Roman" w:hAnsi="Times New Roman" w:cs="Times New Roman"/>
+          <w:sz w:val="26"/>
+          <w:szCs w:val="26"/>
         </w:rPr>
       </w:pPr>
       <w:r>
@@ -1800,12 +2002,16 @@
           <w:b/>
           <w:bCs/>
           <w:color w:val="1A5276"/>
+          <w:sz w:val="26"/>
+          <w:szCs w:val="26"/>
         </w:rPr>
         <w:t xml:space="preserve">Làm mới dữ liệu: </w:t>
       </w:r>
       <w:r>
         <w:rPr>
           <w:rFonts w:ascii="Times New Roman" w:hAnsi="Times New Roman" w:cs="Times New Roman"/>
+          <w:sz w:val="26"/>
+          <w:szCs w:val="26"/>
         </w:rPr>
         <w:t xml:space="preserve">Nếu bạn vừa thêm hồ sơ mới và muốn biểu đồ cập nhật ngay, nhấn nút </w:t>
       </w:r>
@@ -1814,12 +2020,16 @@
           <w:rFonts w:ascii="Times New Roman" w:hAnsi="Times New Roman" w:cs="Times New Roman"/>
           <w:b/>
           <w:bCs/>
+          <w:sz w:val="26"/>
+          <w:szCs w:val="26"/>
         </w:rPr>
         <w:t>Làm mới dữ liệu</w:t>
       </w:r>
       <w:r>
         <w:rPr>
           <w:rFonts w:ascii="Times New Roman" w:hAnsi="Times New Roman" w:cs="Times New Roman"/>
+          <w:sz w:val="26"/>
+          <w:szCs w:val="26"/>
         </w:rPr>
         <w:t xml:space="preserve"> ở góc trên của tab.</w:t>
       </w:r>
@@ -1830,6 +2040,8 @@
         <w:jc w:val="both"/>
         <w:rPr>
           <w:rFonts w:ascii="Times New Roman" w:hAnsi="Times New Roman" w:cs="Times New Roman"/>
+          <w:sz w:val="26"/>
+          <w:szCs w:val="26"/>
         </w:rPr>
       </w:pPr>
       <w:r>
@@ -1838,12 +2050,16 @@
           <w:b/>
           <w:bCs/>
           <w:color w:val="1A5276"/>
+          <w:sz w:val="26"/>
+          <w:szCs w:val="26"/>
         </w:rPr>
         <w:t xml:space="preserve">Xuất biểu đồ PNG: </w:t>
       </w:r>
       <w:r>
         <w:rPr>
           <w:rFonts w:ascii="Times New Roman" w:hAnsi="Times New Roman" w:cs="Times New Roman"/>
+          <w:sz w:val="26"/>
+          <w:szCs w:val="26"/>
         </w:rPr>
         <w:t xml:space="preserve">Nhấn nút </w:t>
       </w:r>
@@ -1852,12 +2068,16 @@
           <w:rFonts w:ascii="Times New Roman" w:hAnsi="Times New Roman" w:cs="Times New Roman"/>
           <w:b/>
           <w:bCs/>
+          <w:sz w:val="26"/>
+          <w:szCs w:val="26"/>
         </w:rPr>
         <w:t>Xuất biểu đồ PNG</w:t>
       </w:r>
       <w:r>
         <w:rPr>
           <w:rFonts w:ascii="Times New Roman" w:hAnsi="Times New Roman" w:cs="Times New Roman"/>
+          <w:sz w:val="26"/>
+          <w:szCs w:val="26"/>
         </w:rPr>
         <w:t xml:space="preserve"> để lưu ảnh biểu đồ vào máy tính, có thể chèn vào báo cáo Word hoặc gửi qua email.</w:t>
       </w:r>
@@ -1881,11 +2101,11 @@
       <w:r>
         <w:rPr>
           <w:rFonts w:ascii="Times New Roman" w:hAnsi="Times New Roman" w:cs="Times New Roman"/>
+          <w:noProof/>
           <w:color w:val="AAAAAA"/>
           <w:sz w:val="20"/>
           <w:szCs w:val="20"/>
         </w:rPr>
-        <w:lastRenderedPageBreak/>
         <w:drawing>
           <wp:inline distT="0" distB="0" distL="0" distR="0" wp14:anchorId="2898AF55" wp14:editId="6A81BB35">
             <wp:extent cx="5112000" cy="2746800"/>
@@ -1946,11 +2166,15 @@
         <w:jc w:val="both"/>
         <w:rPr>
           <w:rFonts w:ascii="Times New Roman" w:hAnsi="Times New Roman" w:cs="Times New Roman"/>
-        </w:rPr>
-      </w:pPr>
-      <w:r>
-        <w:rPr>
-          <w:rFonts w:ascii="Times New Roman" w:hAnsi="Times New Roman" w:cs="Times New Roman"/>
+          <w:sz w:val="26"/>
+          <w:szCs w:val="26"/>
+        </w:rPr>
+      </w:pPr>
+      <w:r>
+        <w:rPr>
+          <w:rFonts w:ascii="Times New Roman" w:hAnsi="Times New Roman" w:cs="Times New Roman"/>
+          <w:sz w:val="26"/>
+          <w:szCs w:val="26"/>
         </w:rPr>
         <w:t>Tab này giúp bạn đặt lịch hẹn tái khám cho bệnh nhân và theo dõi xem lịch nào đang quá hạn, sắp đến hay chưa tới.</w:t>
       </w:r>
@@ -1960,17 +2184,23 @@
         <w:pStyle w:val="Heading2"/>
         <w:rPr>
           <w:rFonts w:ascii="Times New Roman" w:hAnsi="Times New Roman" w:cs="Times New Roman"/>
+          <w:sz w:val="26"/>
+          <w:szCs w:val="26"/>
         </w:rPr>
       </w:pPr>
       <w:r>
         <w:rPr>
           <w:rFonts w:ascii="Cambria Math" w:hAnsi="Cambria Math" w:cs="Cambria Math"/>
+          <w:sz w:val="26"/>
+          <w:szCs w:val="26"/>
         </w:rPr>
         <w:t>▸</w:t>
       </w:r>
       <w:r>
         <w:rPr>
           <w:rFonts w:ascii="Times New Roman" w:hAnsi="Times New Roman" w:cs="Times New Roman"/>
+          <w:sz w:val="26"/>
+          <w:szCs w:val="26"/>
         </w:rPr>
         <w:t xml:space="preserve">  5.1  Đặt lịch tái khám mới</w:t>
       </w:r>
@@ -1981,6 +2211,8 @@
         <w:ind w:left="360" w:hanging="360"/>
         <w:rPr>
           <w:rFonts w:ascii="Times New Roman" w:hAnsi="Times New Roman" w:cs="Times New Roman"/>
+          <w:sz w:val="26"/>
+          <w:szCs w:val="26"/>
         </w:rPr>
       </w:pPr>
       <w:r>
@@ -1989,12 +2221,16 @@
           <w:b/>
           <w:bCs/>
           <w:color w:val="1A5276"/>
+          <w:sz w:val="26"/>
+          <w:szCs w:val="26"/>
         </w:rPr>
         <w:t xml:space="preserve">Bước 1:  </w:t>
       </w:r>
       <w:r>
         <w:rPr>
           <w:rFonts w:ascii="Times New Roman" w:hAnsi="Times New Roman" w:cs="Times New Roman"/>
+          <w:sz w:val="26"/>
+          <w:szCs w:val="26"/>
         </w:rPr>
         <w:t>Nhập ID bệnh nhân vào ô ID Bệnh nhân, rồi nhấn nút Tra cứu để xác nhận — tên bệnh nhân sẽ hiện ra ngay bên dưới.</w:t>
       </w:r>
@@ -2005,6 +2241,8 @@
         <w:ind w:left="360" w:hanging="360"/>
         <w:rPr>
           <w:rFonts w:ascii="Times New Roman" w:hAnsi="Times New Roman" w:cs="Times New Roman"/>
+          <w:sz w:val="26"/>
+          <w:szCs w:val="26"/>
         </w:rPr>
       </w:pPr>
       <w:r>
@@ -2013,12 +2251,16 @@
           <w:b/>
           <w:bCs/>
           <w:color w:val="1A5276"/>
+          <w:sz w:val="26"/>
+          <w:szCs w:val="26"/>
         </w:rPr>
         <w:t xml:space="preserve">Bước 2:  </w:t>
       </w:r>
       <w:r>
         <w:rPr>
           <w:rFonts w:ascii="Times New Roman" w:hAnsi="Times New Roman" w:cs="Times New Roman"/>
+          <w:sz w:val="26"/>
+          <w:szCs w:val="26"/>
         </w:rPr>
         <w:t>Nhập ngày tái khám theo định dạng DD-MM-YYYY (ví dụ: 25-07-2025), hoặc dùng các nút tắt nhanh +1 tuần, +1 tháng, +3 tháng.</w:t>
       </w:r>
@@ -2029,6 +2271,8 @@
         <w:ind w:left="360" w:hanging="360"/>
         <w:rPr>
           <w:rFonts w:ascii="Times New Roman" w:hAnsi="Times New Roman" w:cs="Times New Roman"/>
+          <w:sz w:val="26"/>
+          <w:szCs w:val="26"/>
         </w:rPr>
       </w:pPr>
       <w:r>
@@ -2037,12 +2281,16 @@
           <w:b/>
           <w:bCs/>
           <w:color w:val="1A5276"/>
+          <w:sz w:val="26"/>
+          <w:szCs w:val="26"/>
         </w:rPr>
         <w:t xml:space="preserve">Bước 3:  </w:t>
       </w:r>
       <w:r>
         <w:rPr>
           <w:rFonts w:ascii="Times New Roman" w:hAnsi="Times New Roman" w:cs="Times New Roman"/>
+          <w:sz w:val="26"/>
+          <w:szCs w:val="26"/>
         </w:rPr>
         <w:t>Điền lí do tái khám (nếu có) và chọn định kì (Không / Hàng tuần / Hàng tháng / Hàng năm).</w:t>
       </w:r>
@@ -2053,6 +2301,8 @@
         <w:ind w:left="360" w:hanging="360"/>
         <w:rPr>
           <w:rFonts w:ascii="Times New Roman" w:hAnsi="Times New Roman" w:cs="Times New Roman"/>
+          <w:sz w:val="26"/>
+          <w:szCs w:val="26"/>
         </w:rPr>
       </w:pPr>
       <w:r>
@@ -2061,24 +2311,32 @@
           <w:b/>
           <w:bCs/>
           <w:color w:val="1A5276"/>
+          <w:sz w:val="26"/>
+          <w:szCs w:val="26"/>
         </w:rPr>
         <w:t xml:space="preserve">Bước 4:  </w:t>
       </w:r>
       <w:r>
         <w:rPr>
           <w:rFonts w:ascii="Times New Roman" w:hAnsi="Times New Roman" w:cs="Times New Roman"/>
+          <w:sz w:val="26"/>
+          <w:szCs w:val="26"/>
         </w:rPr>
         <w:t xml:space="preserve">Nhấn nút  </w:t>
       </w:r>
       <w:r>
         <w:rPr>
           <w:rFonts w:ascii="Segoe UI Emoji" w:hAnsi="Segoe UI Emoji" w:cs="Segoe UI Emoji"/>
+          <w:sz w:val="26"/>
+          <w:szCs w:val="26"/>
         </w:rPr>
         <w:t>💾</w:t>
       </w:r>
       <w:r>
         <w:rPr>
           <w:rFonts w:ascii="Times New Roman" w:hAnsi="Times New Roman" w:cs="Times New Roman"/>
+          <w:sz w:val="26"/>
+          <w:szCs w:val="26"/>
         </w:rPr>
         <w:t xml:space="preserve"> Lưu Lịch  để hoàn tất.</w:t>
       </w:r>
@@ -2113,12 +2371,6 @@
         <w:gridCol w:w="6626"/>
       </w:tblGrid>
       <w:tr>
-        <w:tblPrEx>
-          <w:tblCellMar>
-            <w:top w:w="0" w:type="dxa"/>
-            <w:bottom w:w="0" w:type="dxa"/>
-          </w:tblCellMar>
-        </w:tblPrEx>
         <w:trPr>
           <w:tblHeader/>
         </w:trPr>
@@ -2145,6 +2397,8 @@
               <w:jc w:val="center"/>
               <w:rPr>
                 <w:rFonts w:ascii="Times New Roman" w:hAnsi="Times New Roman" w:cs="Times New Roman"/>
+                <w:sz w:val="24"/>
+                <w:szCs w:val="24"/>
               </w:rPr>
             </w:pPr>
             <w:r>
@@ -2153,9 +2407,10 @@
                 <w:b/>
                 <w:bCs/>
                 <w:color w:val="1A5276"/>
-                <w:sz w:val="20"/>
-                <w:szCs w:val="20"/>
-              </w:rPr>
+                <w:sz w:val="24"/>
+                <w:szCs w:val="24"/>
+              </w:rPr>
+              <w:lastRenderedPageBreak/>
               <w:t>Trạng thái</w:t>
             </w:r>
           </w:p>
@@ -2182,6 +2437,8 @@
             <w:pPr>
               <w:rPr>
                 <w:rFonts w:ascii="Times New Roman" w:hAnsi="Times New Roman" w:cs="Times New Roman"/>
+                <w:sz w:val="24"/>
+                <w:szCs w:val="24"/>
               </w:rPr>
             </w:pPr>
             <w:r>
@@ -2190,8 +2447,8 @@
                 <w:b/>
                 <w:bCs/>
                 <w:color w:val="1A5276"/>
-                <w:sz w:val="20"/>
-                <w:szCs w:val="20"/>
+                <w:sz w:val="24"/>
+                <w:szCs w:val="24"/>
               </w:rPr>
               <w:t>Ý nghĩa</w:t>
             </w:r>
@@ -2199,12 +2456,6 @@
         </w:tc>
       </w:tr>
       <w:tr>
-        <w:tblPrEx>
-          <w:tblCellMar>
-            <w:top w:w="0" w:type="dxa"/>
-            <w:bottom w:w="0" w:type="dxa"/>
-          </w:tblCellMar>
-        </w:tblPrEx>
         <w:tc>
           <w:tcPr>
             <w:tcW w:w="2400" w:type="dxa"/>
@@ -2228,21 +2479,23 @@
               <w:jc w:val="center"/>
               <w:rPr>
                 <w:rFonts w:ascii="Times New Roman" w:hAnsi="Times New Roman" w:cs="Times New Roman"/>
+                <w:sz w:val="24"/>
+                <w:szCs w:val="24"/>
               </w:rPr>
             </w:pPr>
             <w:r>
               <w:rPr>
                 <w:rFonts w:ascii="Segoe UI Symbol" w:hAnsi="Segoe UI Symbol" w:cs="Segoe UI Symbol"/>
-                <w:sz w:val="20"/>
-                <w:szCs w:val="20"/>
+                <w:sz w:val="24"/>
+                <w:szCs w:val="24"/>
               </w:rPr>
               <w:t>⚠</w:t>
             </w:r>
             <w:r>
               <w:rPr>
                 <w:rFonts w:ascii="Times New Roman" w:hAnsi="Times New Roman" w:cs="Times New Roman"/>
-                <w:sz w:val="20"/>
-                <w:szCs w:val="20"/>
+                <w:sz w:val="24"/>
+                <w:szCs w:val="24"/>
               </w:rPr>
               <w:t xml:space="preserve"> Quá hạn</w:t>
             </w:r>
@@ -2270,13 +2523,15 @@
             <w:pPr>
               <w:rPr>
                 <w:rFonts w:ascii="Times New Roman" w:hAnsi="Times New Roman" w:cs="Times New Roman"/>
+                <w:sz w:val="24"/>
+                <w:szCs w:val="24"/>
               </w:rPr>
             </w:pPr>
             <w:r>
               <w:rPr>
                 <w:rFonts w:ascii="Times New Roman" w:hAnsi="Times New Roman" w:cs="Times New Roman"/>
-                <w:sz w:val="20"/>
-                <w:szCs w:val="20"/>
+                <w:sz w:val="24"/>
+                <w:szCs w:val="24"/>
               </w:rPr>
               <w:t>Ngày hẹn đã qua — cần liên hệ bệnh nhân ngay</w:t>
             </w:r>
@@ -2284,12 +2539,6 @@
         </w:tc>
       </w:tr>
       <w:tr>
-        <w:tblPrEx>
-          <w:tblCellMar>
-            <w:top w:w="0" w:type="dxa"/>
-            <w:bottom w:w="0" w:type="dxa"/>
-          </w:tblCellMar>
-        </w:tblPrEx>
         <w:tc>
           <w:tcPr>
             <w:tcW w:w="2400" w:type="dxa"/>
@@ -2313,21 +2562,23 @@
               <w:jc w:val="center"/>
               <w:rPr>
                 <w:rFonts w:ascii="Times New Roman" w:hAnsi="Times New Roman" w:cs="Times New Roman"/>
+                <w:sz w:val="24"/>
+                <w:szCs w:val="24"/>
               </w:rPr>
             </w:pPr>
             <w:r>
               <w:rPr>
                 <w:rFonts w:ascii="Segoe UI Emoji" w:hAnsi="Segoe UI Emoji" w:cs="Segoe UI Emoji"/>
-                <w:sz w:val="20"/>
-                <w:szCs w:val="20"/>
+                <w:sz w:val="24"/>
+                <w:szCs w:val="24"/>
               </w:rPr>
               <w:t>🔔</w:t>
             </w:r>
             <w:r>
               <w:rPr>
                 <w:rFonts w:ascii="Times New Roman" w:hAnsi="Times New Roman" w:cs="Times New Roman"/>
-                <w:sz w:val="20"/>
-                <w:szCs w:val="20"/>
+                <w:sz w:val="24"/>
+                <w:szCs w:val="24"/>
               </w:rPr>
               <w:t xml:space="preserve"> Hôm nay</w:t>
             </w:r>
@@ -2355,13 +2606,15 @@
             <w:pPr>
               <w:rPr>
                 <w:rFonts w:ascii="Times New Roman" w:hAnsi="Times New Roman" w:cs="Times New Roman"/>
+                <w:sz w:val="24"/>
+                <w:szCs w:val="24"/>
               </w:rPr>
             </w:pPr>
             <w:r>
               <w:rPr>
                 <w:rFonts w:ascii="Times New Roman" w:hAnsi="Times New Roman" w:cs="Times New Roman"/>
-                <w:sz w:val="20"/>
-                <w:szCs w:val="20"/>
+                <w:sz w:val="24"/>
+                <w:szCs w:val="24"/>
               </w:rPr>
               <w:t>Lịch hẹn chính là hôm nay</w:t>
             </w:r>
@@ -2369,12 +2622,6 @@
         </w:tc>
       </w:tr>
       <w:tr>
-        <w:tblPrEx>
-          <w:tblCellMar>
-            <w:top w:w="0" w:type="dxa"/>
-            <w:bottom w:w="0" w:type="dxa"/>
-          </w:tblCellMar>
-        </w:tblPrEx>
         <w:tc>
           <w:tcPr>
             <w:tcW w:w="2400" w:type="dxa"/>
@@ -2398,21 +2645,23 @@
               <w:jc w:val="center"/>
               <w:rPr>
                 <w:rFonts w:ascii="Times New Roman" w:hAnsi="Times New Roman" w:cs="Times New Roman"/>
+                <w:sz w:val="24"/>
+                <w:szCs w:val="24"/>
               </w:rPr>
             </w:pPr>
             <w:r>
               <w:rPr>
                 <w:rFonts w:ascii="Segoe UI Symbol" w:hAnsi="Segoe UI Symbol" w:cs="Segoe UI Symbol"/>
-                <w:sz w:val="20"/>
-                <w:szCs w:val="20"/>
+                <w:sz w:val="24"/>
+                <w:szCs w:val="24"/>
               </w:rPr>
               <w:t>✓</w:t>
             </w:r>
             <w:r>
               <w:rPr>
                 <w:rFonts w:ascii="Times New Roman" w:hAnsi="Times New Roman" w:cs="Times New Roman"/>
-                <w:sz w:val="20"/>
-                <w:szCs w:val="20"/>
+                <w:sz w:val="24"/>
+                <w:szCs w:val="24"/>
               </w:rPr>
               <w:t xml:space="preserve"> Chờ khám</w:t>
             </w:r>
@@ -2440,13 +2689,15 @@
             <w:pPr>
               <w:rPr>
                 <w:rFonts w:ascii="Times New Roman" w:hAnsi="Times New Roman" w:cs="Times New Roman"/>
+                <w:sz w:val="24"/>
+                <w:szCs w:val="24"/>
               </w:rPr>
             </w:pPr>
             <w:r>
               <w:rPr>
                 <w:rFonts w:ascii="Times New Roman" w:hAnsi="Times New Roman" w:cs="Times New Roman"/>
-                <w:sz w:val="20"/>
-                <w:szCs w:val="20"/>
+                <w:sz w:val="24"/>
+                <w:szCs w:val="24"/>
               </w:rPr>
               <w:t>Lịch hẹn trong tương lai, chưa đến ngày</w:t>
             </w:r>
@@ -2473,6 +2724,7 @@
       <w:r>
         <w:rPr>
           <w:rFonts w:ascii="Times New Roman" w:hAnsi="Times New Roman" w:cs="Times New Roman"/>
+          <w:noProof/>
           <w:color w:val="AAAAAA"/>
           <w:sz w:val="20"/>
           <w:szCs w:val="20"/>
@@ -2519,18 +2771,23 @@
         <w:pStyle w:val="Heading2"/>
         <w:rPr>
           <w:rFonts w:ascii="Times New Roman" w:hAnsi="Times New Roman" w:cs="Times New Roman"/>
+          <w:sz w:val="28"/>
+          <w:szCs w:val="28"/>
         </w:rPr>
       </w:pPr>
       <w:r>
         <w:rPr>
           <w:rFonts w:ascii="Cambria Math" w:hAnsi="Cambria Math" w:cs="Cambria Math"/>
-        </w:rPr>
-        <w:lastRenderedPageBreak/>
+          <w:sz w:val="28"/>
+          <w:szCs w:val="28"/>
+        </w:rPr>
         <w:t>▸</w:t>
       </w:r>
       <w:r>
         <w:rPr>
           <w:rFonts w:ascii="Times New Roman" w:hAnsi="Times New Roman" w:cs="Times New Roman"/>
+          <w:sz w:val="28"/>
+          <w:szCs w:val="28"/>
         </w:rPr>
         <w:t xml:space="preserve">  5.2  Xóa lịch tái khám</w:t>
       </w:r>
@@ -2541,6 +2798,8 @@
         <w:ind w:left="360" w:hanging="280"/>
         <w:rPr>
           <w:rFonts w:ascii="Times New Roman" w:hAnsi="Times New Roman" w:cs="Times New Roman"/>
+          <w:sz w:val="26"/>
+          <w:szCs w:val="26"/>
         </w:rPr>
       </w:pPr>
       <w:r>
@@ -2549,6 +2808,8 @@
           <w:b/>
           <w:bCs/>
           <w:color w:val="2E86C1"/>
+          <w:sz w:val="26"/>
+          <w:szCs w:val="26"/>
         </w:rPr>
         <w:t>✔</w:t>
       </w:r>
@@ -2558,24 +2819,32 @@
           <w:b/>
           <w:bCs/>
           <w:color w:val="2E86C1"/>
+          <w:sz w:val="26"/>
+          <w:szCs w:val="26"/>
         </w:rPr>
         <w:t xml:space="preserve">  </w:t>
       </w:r>
       <w:r>
         <w:rPr>
           <w:rFonts w:ascii="Times New Roman" w:hAnsi="Times New Roman" w:cs="Times New Roman"/>
+          <w:sz w:val="26"/>
+          <w:szCs w:val="26"/>
         </w:rPr>
         <w:t xml:space="preserve">Cách 1: Chọn dòng lịch trong danh sách → nhấn nút  </w:t>
       </w:r>
       <w:r>
         <w:rPr>
           <w:rFonts w:ascii="Segoe UI Symbol" w:hAnsi="Segoe UI Symbol" w:cs="Segoe UI Symbol"/>
+          <w:sz w:val="26"/>
+          <w:szCs w:val="26"/>
         </w:rPr>
         <w:t>🗑</w:t>
       </w:r>
       <w:r>
         <w:rPr>
           <w:rFonts w:ascii="Times New Roman" w:hAnsi="Times New Roman" w:cs="Times New Roman"/>
+          <w:sz w:val="26"/>
+          <w:szCs w:val="26"/>
         </w:rPr>
         <w:t xml:space="preserve"> Xóa Lịch Đã Chọn.</w:t>
       </w:r>
@@ -2586,6 +2855,8 @@
         <w:ind w:left="360" w:hanging="280"/>
         <w:rPr>
           <w:rFonts w:ascii="Times New Roman" w:hAnsi="Times New Roman" w:cs="Times New Roman"/>
+          <w:sz w:val="26"/>
+          <w:szCs w:val="26"/>
         </w:rPr>
       </w:pPr>
       <w:r>
@@ -2594,6 +2865,8 @@
           <w:b/>
           <w:bCs/>
           <w:color w:val="2E86C1"/>
+          <w:sz w:val="26"/>
+          <w:szCs w:val="26"/>
         </w:rPr>
         <w:t>✔</w:t>
       </w:r>
@@ -2603,23 +2876,19 @@
           <w:b/>
           <w:bCs/>
           <w:color w:val="2E86C1"/>
+          <w:sz w:val="26"/>
+          <w:szCs w:val="26"/>
         </w:rPr>
         <w:t xml:space="preserve">  </w:t>
       </w:r>
       <w:r>
         <w:rPr>
           <w:rFonts w:ascii="Times New Roman" w:hAnsi="Times New Roman" w:cs="Times New Roman"/>
+          <w:sz w:val="26"/>
+          <w:szCs w:val="26"/>
         </w:rPr>
         <w:t>Cách 2: Nháy đúp vào dòng lịch — hệ thống sẽ hỏi xác nhận xóa.</w:t>
       </w:r>
-    </w:p>
-    <w:p>
-      <w:pPr>
-        <w:spacing w:after="140"/>
-        <w:rPr>
-          <w:rFonts w:ascii="Times New Roman" w:hAnsi="Times New Roman" w:cs="Times New Roman"/>
-        </w:rPr>
-      </w:pPr>
     </w:p>
     <w:p>
       <w:pPr>
@@ -2643,17 +2912,23 @@
         <w:pStyle w:val="Heading2"/>
         <w:rPr>
           <w:rFonts w:ascii="Times New Roman" w:hAnsi="Times New Roman" w:cs="Times New Roman"/>
+          <w:sz w:val="26"/>
+          <w:szCs w:val="26"/>
         </w:rPr>
       </w:pPr>
       <w:r>
         <w:rPr>
           <w:rFonts w:ascii="Cambria Math" w:hAnsi="Cambria Math" w:cs="Cambria Math"/>
+          <w:sz w:val="26"/>
+          <w:szCs w:val="26"/>
         </w:rPr>
         <w:t>▸</w:t>
       </w:r>
       <w:r>
         <w:rPr>
           <w:rFonts w:ascii="Times New Roman" w:hAnsi="Times New Roman" w:cs="Times New Roman"/>
+          <w:sz w:val="26"/>
+          <w:szCs w:val="26"/>
         </w:rPr>
         <w:t xml:space="preserve">  6.1  Sao lưu và Phục hồi Database</w:t>
       </w:r>
@@ -2664,11 +2939,15 @@
         <w:jc w:val="both"/>
         <w:rPr>
           <w:rFonts w:ascii="Times New Roman" w:hAnsi="Times New Roman" w:cs="Times New Roman"/>
-        </w:rPr>
-      </w:pPr>
-      <w:r>
-        <w:rPr>
-          <w:rFonts w:ascii="Times New Roman" w:hAnsi="Times New Roman" w:cs="Times New Roman"/>
+          <w:sz w:val="26"/>
+          <w:szCs w:val="26"/>
+        </w:rPr>
+      </w:pPr>
+      <w:r>
+        <w:rPr>
+          <w:rFonts w:ascii="Times New Roman" w:hAnsi="Times New Roman" w:cs="Times New Roman"/>
+          <w:sz w:val="26"/>
+          <w:szCs w:val="26"/>
         </w:rPr>
         <w:t>Sao lưu giúp bạn giữ bản dự phòng toàn bộ dữ liệu phòng khám. Nên thực hiện định kì (ví dụ: mỗi tuần một lần).</w:t>
       </w:r>
@@ -2679,6 +2958,8 @@
         <w:ind w:left="360" w:hanging="280"/>
         <w:rPr>
           <w:rFonts w:ascii="Times New Roman" w:hAnsi="Times New Roman" w:cs="Times New Roman"/>
+          <w:sz w:val="26"/>
+          <w:szCs w:val="26"/>
         </w:rPr>
       </w:pPr>
       <w:r>
@@ -2687,6 +2968,8 @@
           <w:b/>
           <w:bCs/>
           <w:color w:val="2E86C1"/>
+          <w:sz w:val="26"/>
+          <w:szCs w:val="26"/>
         </w:rPr>
         <w:t>✔</w:t>
       </w:r>
@@ -2696,12 +2979,16 @@
           <w:b/>
           <w:bCs/>
           <w:color w:val="2E86C1"/>
+          <w:sz w:val="26"/>
+          <w:szCs w:val="26"/>
         </w:rPr>
         <w:t xml:space="preserve">  </w:t>
       </w:r>
       <w:r>
         <w:rPr>
           <w:rFonts w:ascii="Times New Roman" w:hAnsi="Times New Roman" w:cs="Times New Roman"/>
+          <w:sz w:val="26"/>
+          <w:szCs w:val="26"/>
         </w:rPr>
         <w:t>Sao lưu: Vào menu Hệ Thống → Sao lưu Database (Export) → chọn nơi lưu file .db.</w:t>
       </w:r>
@@ -2712,6 +2999,8 @@
         <w:ind w:left="360" w:hanging="280"/>
         <w:rPr>
           <w:rFonts w:ascii="Times New Roman" w:hAnsi="Times New Roman" w:cs="Times New Roman"/>
+          <w:sz w:val="26"/>
+          <w:szCs w:val="26"/>
         </w:rPr>
       </w:pPr>
       <w:r>
@@ -2720,6 +3009,8 @@
           <w:b/>
           <w:bCs/>
           <w:color w:val="2E86C1"/>
+          <w:sz w:val="26"/>
+          <w:szCs w:val="26"/>
         </w:rPr>
         <w:t>✔</w:t>
       </w:r>
@@ -2729,27 +3020,23 @@
           <w:b/>
           <w:bCs/>
           <w:color w:val="2E86C1"/>
+          <w:sz w:val="26"/>
+          <w:szCs w:val="26"/>
         </w:rPr>
         <w:t xml:space="preserve">  </w:t>
       </w:r>
       <w:r>
         <w:rPr>
           <w:rFonts w:ascii="Times New Roman" w:hAnsi="Times New Roman" w:cs="Times New Roman"/>
+          <w:sz w:val="26"/>
+          <w:szCs w:val="26"/>
         </w:rPr>
         <w:t>Phục hồi: Vào menu Hệ Thống → Nhập Database (Import) → chọn file .db đã sao lưu → xác nhận.</w:t>
       </w:r>
-    </w:p>
-    <w:p>
-      <w:pPr>
-        <w:spacing w:after="80"/>
-        <w:rPr>
-          <w:rFonts w:ascii="Times New Roman" w:hAnsi="Times New Roman" w:cs="Times New Roman"/>
-        </w:rPr>
-      </w:pPr>
     </w:p>
     <w:tbl>
       <w:tblPr>
-        <w:tblW w:w="9026" w:type="dxa"/>
+        <w:tblW w:w="9766" w:type="dxa"/>
         <w:tblBorders>
           <w:top w:val="single" w:sz="4" w:space="0" w:color="auto"/>
           <w:left w:val="single" w:sz="4" w:space="0" w:color="auto"/>
@@ -2765,18 +3052,12 @@
         <w:tblLook w:val="0000" w:firstRow="0" w:lastRow="0" w:firstColumn="0" w:lastColumn="0" w:noHBand="0" w:noVBand="0"/>
       </w:tblPr>
       <w:tblGrid>
-        <w:gridCol w:w="9026"/>
+        <w:gridCol w:w="9766"/>
       </w:tblGrid>
       <w:tr>
-        <w:tblPrEx>
-          <w:tblCellMar>
-            <w:top w:w="0" w:type="dxa"/>
-            <w:bottom w:w="0" w:type="dxa"/>
-          </w:tblCellMar>
-        </w:tblPrEx>
         <w:tc>
           <w:tcPr>
-            <w:tcW w:w="9026" w:type="dxa"/>
+            <w:tcW w:w="9766" w:type="dxa"/>
             <w:tcBorders>
               <w:top w:val="single" w:sz="2" w:space="0" w:color="F0B27A"/>
               <w:left w:val="thick" w:sz="12" w:space="0" w:color="E59866"/>
@@ -2828,14 +3109,6 @@
     </w:tbl>
     <w:p>
       <w:pPr>
-        <w:spacing w:after="120"/>
-        <w:rPr>
-          <w:rFonts w:ascii="Times New Roman" w:hAnsi="Times New Roman" w:cs="Times New Roman"/>
-        </w:rPr>
-      </w:pPr>
-    </w:p>
-    <w:p>
-      <w:pPr>
         <w:pStyle w:val="Heading2"/>
         <w:rPr>
           <w:rFonts w:ascii="Times New Roman" w:hAnsi="Times New Roman" w:cs="Times New Roman"/>
@@ -2884,6 +3157,7 @@
     <w:tbl>
       <w:tblPr>
         <w:tblW w:w="9026" w:type="dxa"/>
+        <w:jc w:val="center"/>
         <w:tblBorders>
           <w:top w:val="single" w:sz="4" w:space="0" w:color="auto"/>
           <w:left w:val="single" w:sz="4" w:space="0" w:color="auto"/>
@@ -2903,14 +3177,9 @@
         <w:gridCol w:w="6526"/>
       </w:tblGrid>
       <w:tr>
-        <w:tblPrEx>
-          <w:tblCellMar>
-            <w:top w:w="0" w:type="dxa"/>
-            <w:bottom w:w="0" w:type="dxa"/>
-          </w:tblCellMar>
-        </w:tblPrEx>
         <w:trPr>
           <w:tblHeader/>
+          <w:jc w:val="center"/>
         </w:trPr>
         <w:tc>
           <w:tcPr>
@@ -2935,6 +3204,8 @@
               <w:jc w:val="center"/>
               <w:rPr>
                 <w:rFonts w:ascii="Times New Roman" w:hAnsi="Times New Roman" w:cs="Times New Roman"/>
+                <w:sz w:val="24"/>
+                <w:szCs w:val="24"/>
               </w:rPr>
             </w:pPr>
             <w:r>
@@ -2943,8 +3214,8 @@
                 <w:b/>
                 <w:bCs/>
                 <w:color w:val="1A5276"/>
-                <w:sz w:val="20"/>
-                <w:szCs w:val="20"/>
+                <w:sz w:val="24"/>
+                <w:szCs w:val="24"/>
               </w:rPr>
               <w:t>Chế độ</w:t>
             </w:r>
@@ -2973,6 +3244,8 @@
               <w:jc w:val="center"/>
               <w:rPr>
                 <w:rFonts w:ascii="Times New Roman" w:hAnsi="Times New Roman" w:cs="Times New Roman"/>
+                <w:sz w:val="24"/>
+                <w:szCs w:val="24"/>
               </w:rPr>
             </w:pPr>
             <w:r>
@@ -2981,8 +3254,8 @@
                 <w:b/>
                 <w:bCs/>
                 <w:color w:val="1A5276"/>
-                <w:sz w:val="20"/>
-                <w:szCs w:val="20"/>
+                <w:sz w:val="24"/>
+                <w:szCs w:val="24"/>
               </w:rPr>
               <w:t>Mô tả</w:t>
             </w:r>
@@ -2990,12 +3263,9 @@
         </w:tc>
       </w:tr>
       <w:tr>
-        <w:tblPrEx>
-          <w:tblCellMar>
-            <w:top w:w="0" w:type="dxa"/>
-            <w:bottom w:w="0" w:type="dxa"/>
-          </w:tblCellMar>
-        </w:tblPrEx>
+        <w:trPr>
+          <w:jc w:val="center"/>
+        </w:trPr>
         <w:tc>
           <w:tcPr>
             <w:tcW w:w="2500" w:type="dxa"/>
@@ -3019,21 +3289,23 @@
               <w:jc w:val="center"/>
               <w:rPr>
                 <w:rFonts w:ascii="Times New Roman" w:hAnsi="Times New Roman" w:cs="Times New Roman"/>
+                <w:sz w:val="24"/>
+                <w:szCs w:val="24"/>
               </w:rPr>
             </w:pPr>
             <w:r>
               <w:rPr>
                 <w:rFonts w:ascii="Segoe UI Emoji" w:hAnsi="Segoe UI Emoji" w:cs="Segoe UI Emoji"/>
-                <w:sz w:val="20"/>
-                <w:szCs w:val="20"/>
+                <w:sz w:val="24"/>
+                <w:szCs w:val="24"/>
               </w:rPr>
               <w:t>☀️</w:t>
             </w:r>
             <w:r>
               <w:rPr>
                 <w:rFonts w:ascii="Times New Roman" w:hAnsi="Times New Roman" w:cs="Times New Roman"/>
-                <w:sz w:val="20"/>
-                <w:szCs w:val="20"/>
+                <w:sz w:val="24"/>
+                <w:szCs w:val="24"/>
               </w:rPr>
               <w:t xml:space="preserve"> Sáng</w:t>
             </w:r>
@@ -3062,13 +3334,15 @@
               <w:jc w:val="center"/>
               <w:rPr>
                 <w:rFonts w:ascii="Times New Roman" w:hAnsi="Times New Roman" w:cs="Times New Roman"/>
+                <w:sz w:val="24"/>
+                <w:szCs w:val="24"/>
               </w:rPr>
             </w:pPr>
             <w:r>
               <w:rPr>
                 <w:rFonts w:ascii="Times New Roman" w:hAnsi="Times New Roman" w:cs="Times New Roman"/>
-                <w:sz w:val="20"/>
-                <w:szCs w:val="20"/>
+                <w:sz w:val="24"/>
+                <w:szCs w:val="24"/>
               </w:rPr>
               <w:t>Nền trắng, chữ tối — phù hợp ban ngày</w:t>
             </w:r>
@@ -3076,12 +3350,9 @@
         </w:tc>
       </w:tr>
       <w:tr>
-        <w:tblPrEx>
-          <w:tblCellMar>
-            <w:top w:w="0" w:type="dxa"/>
-            <w:bottom w:w="0" w:type="dxa"/>
-          </w:tblCellMar>
-        </w:tblPrEx>
+        <w:trPr>
+          <w:jc w:val="center"/>
+        </w:trPr>
         <w:tc>
           <w:tcPr>
             <w:tcW w:w="2500" w:type="dxa"/>
@@ -3105,21 +3376,23 @@
               <w:jc w:val="center"/>
               <w:rPr>
                 <w:rFonts w:ascii="Times New Roman" w:hAnsi="Times New Roman" w:cs="Times New Roman"/>
+                <w:sz w:val="24"/>
+                <w:szCs w:val="24"/>
               </w:rPr>
             </w:pPr>
             <w:r>
               <w:rPr>
                 <w:rFonts w:ascii="Segoe UI Emoji" w:hAnsi="Segoe UI Emoji" w:cs="Segoe UI Emoji"/>
-                <w:sz w:val="20"/>
-                <w:szCs w:val="20"/>
+                <w:sz w:val="24"/>
+                <w:szCs w:val="24"/>
               </w:rPr>
               <w:t>🌙</w:t>
             </w:r>
             <w:r>
               <w:rPr>
                 <w:rFonts w:ascii="Times New Roman" w:hAnsi="Times New Roman" w:cs="Times New Roman"/>
-                <w:sz w:val="20"/>
-                <w:szCs w:val="20"/>
+                <w:sz w:val="24"/>
+                <w:szCs w:val="24"/>
               </w:rPr>
               <w:t xml:space="preserve"> Tối</w:t>
             </w:r>
@@ -3148,13 +3421,15 @@
               <w:jc w:val="center"/>
               <w:rPr>
                 <w:rFonts w:ascii="Times New Roman" w:hAnsi="Times New Roman" w:cs="Times New Roman"/>
+                <w:sz w:val="24"/>
+                <w:szCs w:val="24"/>
               </w:rPr>
             </w:pPr>
             <w:r>
               <w:rPr>
                 <w:rFonts w:ascii="Times New Roman" w:hAnsi="Times New Roman" w:cs="Times New Roman"/>
-                <w:sz w:val="20"/>
-                <w:szCs w:val="20"/>
+                <w:sz w:val="24"/>
+                <w:szCs w:val="24"/>
               </w:rPr>
               <w:t>Nền tối, chữ sáng — giảm mỏi mắt ban đêm</w:t>
             </w:r>
@@ -3162,12 +3437,9 @@
         </w:tc>
       </w:tr>
       <w:tr>
-        <w:tblPrEx>
-          <w:tblCellMar>
-            <w:top w:w="0" w:type="dxa"/>
-            <w:bottom w:w="0" w:type="dxa"/>
-          </w:tblCellMar>
-        </w:tblPrEx>
+        <w:trPr>
+          <w:jc w:val="center"/>
+        </w:trPr>
         <w:tc>
           <w:tcPr>
             <w:tcW w:w="2500" w:type="dxa"/>
@@ -3191,21 +3463,23 @@
               <w:jc w:val="center"/>
               <w:rPr>
                 <w:rFonts w:ascii="Times New Roman" w:hAnsi="Times New Roman" w:cs="Times New Roman"/>
+                <w:sz w:val="24"/>
+                <w:szCs w:val="24"/>
               </w:rPr>
             </w:pPr>
             <w:r>
               <w:rPr>
                 <w:rFonts w:ascii="Segoe UI Emoji" w:hAnsi="Segoe UI Emoji" w:cs="Segoe UI Emoji"/>
-                <w:sz w:val="20"/>
-                <w:szCs w:val="20"/>
+                <w:sz w:val="24"/>
+                <w:szCs w:val="24"/>
               </w:rPr>
               <w:t>💻</w:t>
             </w:r>
             <w:r>
               <w:rPr>
                 <w:rFonts w:ascii="Times New Roman" w:hAnsi="Times New Roman" w:cs="Times New Roman"/>
-                <w:sz w:val="20"/>
-                <w:szCs w:val="20"/>
+                <w:sz w:val="24"/>
+                <w:szCs w:val="24"/>
               </w:rPr>
               <w:t xml:space="preserve"> Theo hệ thống</w:t>
             </w:r>
@@ -3234,13 +3508,15 @@
               <w:jc w:val="center"/>
               <w:rPr>
                 <w:rFonts w:ascii="Times New Roman" w:hAnsi="Times New Roman" w:cs="Times New Roman"/>
+                <w:sz w:val="24"/>
+                <w:szCs w:val="24"/>
               </w:rPr>
             </w:pPr>
             <w:r>
               <w:rPr>
                 <w:rFonts w:ascii="Times New Roman" w:hAnsi="Times New Roman" w:cs="Times New Roman"/>
-                <w:sz w:val="20"/>
-                <w:szCs w:val="20"/>
+                <w:sz w:val="24"/>
+                <w:szCs w:val="24"/>
               </w:rPr>
               <w:t>Tự động theo cài đặt sáng/tối của Windows/macOS</w:t>
             </w:r>
@@ -3248,12 +3524,9 @@
         </w:tc>
       </w:tr>
       <w:tr>
-        <w:tblPrEx>
-          <w:tblCellMar>
-            <w:top w:w="0" w:type="dxa"/>
-            <w:bottom w:w="0" w:type="dxa"/>
-          </w:tblCellMar>
-        </w:tblPrEx>
+        <w:trPr>
+          <w:jc w:val="center"/>
+        </w:trPr>
         <w:tc>
           <w:tcPr>
             <w:tcW w:w="2500" w:type="dxa"/>
@@ -3277,21 +3550,23 @@
               <w:jc w:val="center"/>
               <w:rPr>
                 <w:rFonts w:ascii="Times New Roman" w:hAnsi="Times New Roman" w:cs="Times New Roman"/>
+                <w:sz w:val="24"/>
+                <w:szCs w:val="24"/>
               </w:rPr>
             </w:pPr>
             <w:r>
               <w:rPr>
                 <w:rFonts w:ascii="Segoe UI Emoji" w:hAnsi="Segoe UI Emoji" w:cs="Segoe UI Emoji"/>
-                <w:sz w:val="20"/>
-                <w:szCs w:val="20"/>
+                <w:sz w:val="24"/>
+                <w:szCs w:val="24"/>
               </w:rPr>
               <w:t>🕐</w:t>
             </w:r>
             <w:r>
               <w:rPr>
                 <w:rFonts w:ascii="Times New Roman" w:hAnsi="Times New Roman" w:cs="Times New Roman"/>
-                <w:sz w:val="20"/>
-                <w:szCs w:val="20"/>
+                <w:sz w:val="24"/>
+                <w:szCs w:val="24"/>
               </w:rPr>
               <w:t xml:space="preserve"> Theo thời gian</w:t>
             </w:r>
@@ -3320,13 +3595,15 @@
               <w:jc w:val="center"/>
               <w:rPr>
                 <w:rFonts w:ascii="Times New Roman" w:hAnsi="Times New Roman" w:cs="Times New Roman"/>
+                <w:sz w:val="24"/>
+                <w:szCs w:val="24"/>
               </w:rPr>
             </w:pPr>
             <w:r>
               <w:rPr>
                 <w:rFonts w:ascii="Times New Roman" w:hAnsi="Times New Roman" w:cs="Times New Roman"/>
-                <w:sz w:val="20"/>
-                <w:szCs w:val="20"/>
+                <w:sz w:val="24"/>
+                <w:szCs w:val="24"/>
               </w:rPr>
               <w:t>Tự động đổi sáng ban ngày, tối ban đêm</w:t>
             </w:r>
@@ -3365,6 +3642,8 @@
         <w:jc w:val="both"/>
         <w:rPr>
           <w:rFonts w:ascii="Times New Roman" w:hAnsi="Times New Roman" w:cs="Times New Roman"/>
+          <w:sz w:val="26"/>
+          <w:szCs w:val="26"/>
         </w:rPr>
       </w:pPr>
       <w:r>
@@ -3373,12 +3652,16 @@
           <w:b/>
           <w:bCs/>
           <w:color w:val="1A5276"/>
+          <w:sz w:val="26"/>
+          <w:szCs w:val="26"/>
         </w:rPr>
         <w:t xml:space="preserve">Hỏi: </w:t>
       </w:r>
       <w:r>
         <w:rPr>
           <w:rFonts w:ascii="Times New Roman" w:hAnsi="Times New Roman" w:cs="Times New Roman"/>
+          <w:sz w:val="26"/>
+          <w:szCs w:val="26"/>
         </w:rPr>
         <w:t>Tôi lỡ xóa hồ sơ bệnh nhân, có lấy lại được không?</w:t>
       </w:r>
@@ -3389,6 +3672,8 @@
         <w:jc w:val="both"/>
         <w:rPr>
           <w:rFonts w:ascii="Times New Roman" w:hAnsi="Times New Roman" w:cs="Times New Roman"/>
+          <w:sz w:val="26"/>
+          <w:szCs w:val="26"/>
         </w:rPr>
       </w:pPr>
       <w:r>
@@ -3397,12 +3682,16 @@
           <w:b/>
           <w:bCs/>
           <w:color w:val="1E8449"/>
+          <w:sz w:val="26"/>
+          <w:szCs w:val="26"/>
         </w:rPr>
         <w:t xml:space="preserve">Đáp: </w:t>
       </w:r>
       <w:r>
         <w:rPr>
           <w:rFonts w:ascii="Times New Roman" w:hAnsi="Times New Roman" w:cs="Times New Roman"/>
+          <w:sz w:val="26"/>
+          <w:szCs w:val="26"/>
         </w:rPr>
         <w:t>Nếu bạn có file sao lưu (.db), có thể phục hồi qua menu Hệ Thống → Nhập Database. Nếu không có file sao lưu thì không lấy lại được — hãy sao lưu thường xuyên.</w:t>
       </w:r>
@@ -3413,6 +3702,8 @@
         <w:jc w:val="both"/>
         <w:rPr>
           <w:rFonts w:ascii="Times New Roman" w:hAnsi="Times New Roman" w:cs="Times New Roman"/>
+          <w:sz w:val="26"/>
+          <w:szCs w:val="26"/>
         </w:rPr>
       </w:pPr>
       <w:r>
@@ -3421,12 +3712,16 @@
           <w:b/>
           <w:bCs/>
           <w:color w:val="1A5276"/>
+          <w:sz w:val="26"/>
+          <w:szCs w:val="26"/>
         </w:rPr>
         <w:t xml:space="preserve">Hỏi: </w:t>
       </w:r>
       <w:r>
         <w:rPr>
           <w:rFonts w:ascii="Times New Roman" w:hAnsi="Times New Roman" w:cs="Times New Roman"/>
+          <w:sz w:val="26"/>
+          <w:szCs w:val="26"/>
         </w:rPr>
         <w:t>Tôi tìm tên bệnh nhân nhưng không thấy kết quả?</w:t>
       </w:r>
@@ -3437,6 +3732,8 @@
         <w:jc w:val="both"/>
         <w:rPr>
           <w:rFonts w:ascii="Times New Roman" w:hAnsi="Times New Roman" w:cs="Times New Roman"/>
+          <w:sz w:val="26"/>
+          <w:szCs w:val="26"/>
         </w:rPr>
       </w:pPr>
       <w:r>
@@ -3445,12 +3742,16 @@
           <w:b/>
           <w:bCs/>
           <w:color w:val="1E8449"/>
+          <w:sz w:val="26"/>
+          <w:szCs w:val="26"/>
         </w:rPr>
         <w:t xml:space="preserve">Đáp: </w:t>
       </w:r>
       <w:r>
         <w:rPr>
           <w:rFonts w:ascii="Times New Roman" w:hAnsi="Times New Roman" w:cs="Times New Roman"/>
+          <w:sz w:val="26"/>
+          <w:szCs w:val="26"/>
         </w:rPr>
         <w:t>Hãy nhấn Xóa bộ lọc trước để đảm bảo đang xem toàn bộ danh sách, rồi tìm lại. Phần mềm hỗ trợ tìm không dấu nên bạn có thể thử gõ không dấu.</w:t>
       </w:r>
@@ -3461,6 +3762,8 @@
         <w:jc w:val="both"/>
         <w:rPr>
           <w:rFonts w:ascii="Times New Roman" w:hAnsi="Times New Roman" w:cs="Times New Roman"/>
+          <w:sz w:val="26"/>
+          <w:szCs w:val="26"/>
         </w:rPr>
       </w:pPr>
       <w:r>
@@ -3469,12 +3772,16 @@
           <w:b/>
           <w:bCs/>
           <w:color w:val="1A5276"/>
+          <w:sz w:val="26"/>
+          <w:szCs w:val="26"/>
         </w:rPr>
         <w:t xml:space="preserve">Hỏi: </w:t>
       </w:r>
       <w:r>
         <w:rPr>
           <w:rFonts w:ascii="Times New Roman" w:hAnsi="Times New Roman" w:cs="Times New Roman"/>
+          <w:sz w:val="26"/>
+          <w:szCs w:val="26"/>
         </w:rPr>
         <w:t>Biểu đồ ở tab Thống kê chưa cập nhật dữ liệu mới nhất?</w:t>
       </w:r>
@@ -3485,6 +3792,8 @@
         <w:jc w:val="both"/>
         <w:rPr>
           <w:rFonts w:ascii="Times New Roman" w:hAnsi="Times New Roman" w:cs="Times New Roman"/>
+          <w:sz w:val="26"/>
+          <w:szCs w:val="26"/>
         </w:rPr>
       </w:pPr>
       <w:r>
@@ -3493,12 +3802,16 @@
           <w:b/>
           <w:bCs/>
           <w:color w:val="1E8449"/>
+          <w:sz w:val="26"/>
+          <w:szCs w:val="26"/>
         </w:rPr>
         <w:t xml:space="preserve">Đáp: </w:t>
       </w:r>
       <w:r>
         <w:rPr>
           <w:rFonts w:ascii="Times New Roman" w:hAnsi="Times New Roman" w:cs="Times New Roman"/>
+          <w:sz w:val="26"/>
+          <w:szCs w:val="26"/>
         </w:rPr>
         <w:t>Nhấn nút Làm mới dữ liệu trong tab Thống kê để tải lại biểu đồ.</w:t>
       </w:r>
